--- a/3010996_Shiva_Sai.docx
+++ b/3010996_Shiva_Sai.docx
@@ -3268,16 +3268,16 @@
         <mc:AlternateContent>
           <mc:Choice Requires="wps">
             <w:drawing>
-              <wp:anchor distT="0" distB="0" distL="114300" distR="114300" simplePos="0" relativeHeight="251643392" behindDoc="0" locked="0" layoutInCell="1" allowOverlap="1" wp14:anchorId="692F7A78" wp14:editId="2B96E627">
+              <wp:anchor distT="0" distB="0" distL="114300" distR="114300" simplePos="0" relativeHeight="251643392" behindDoc="0" locked="0" layoutInCell="1" allowOverlap="1" wp14:anchorId="692F7A78" wp14:editId="38A0612B">
                 <wp:simplePos x="0" y="0"/>
                 <wp:positionH relativeFrom="column">
-                  <wp:posOffset>-248977</wp:posOffset>
+                  <wp:posOffset>-1365709</wp:posOffset>
                 </wp:positionH>
                 <wp:positionV relativeFrom="paragraph">
-                  <wp:posOffset>207356</wp:posOffset>
+                  <wp:posOffset>208500</wp:posOffset>
                 </wp:positionV>
-                <wp:extent cx="4287982" cy="3858491"/>
-                <wp:effectExtent l="0" t="0" r="17780" b="27940"/>
+                <wp:extent cx="5495454" cy="3964795"/>
+                <wp:effectExtent l="0" t="0" r="10160" b="17145"/>
                 <wp:wrapNone/>
                 <wp:docPr id="1989833828" name="Text Box 8"/>
                 <wp:cNvGraphicFramePr/>
@@ -3288,7 +3288,7 @@
                       <wps:spPr>
                         <a:xfrm>
                           <a:off x="0" y="0"/>
-                          <a:ext cx="4287982" cy="3858491"/>
+                          <a:ext cx="5495454" cy="3964795"/>
                         </a:xfrm>
                         <a:prstGeom prst="rect">
                           <a:avLst/>
@@ -3308,535 +3308,739 @@
                             <w:pPr>
                               <w:pStyle w:val="ListParagraph"/>
                               <w:numPr>
-                                <w:ilvl w:val="0"/>
-                                <w:numId w:val="7"/>
+                                <w:ilvl w:val="3"/>
+                                <w:numId w:val="11"/>
                               </w:numPr>
                               <w:spacing w:line="360" w:lineRule="auto"/>
                               <w:jc w:val="both"/>
                               <w:rPr>
-                                <w:sz w:val="18"/>
-                                <w:szCs w:val="18"/>
-                                <w:lang w:val="en-IN"/>
+                                <w:rFonts w:eastAsia="Times New Roman" w:cs="Times New Roman"/>
+                                <w:sz w:val="18"/>
+                                <w:szCs w:val="18"/>
+                                <w:lang w:val="en-IN" w:eastAsia="en-IN"/>
                               </w:rPr>
                             </w:pPr>
                             <w:r>
                               <w:rPr>
-                                <w:sz w:val="18"/>
-                                <w:szCs w:val="18"/>
-                                <w:lang w:val="en-IN"/>
-                              </w:rPr>
-                              <w:t xml:space="preserve">Hands-on experience developing web applications using </w:t>
-                            </w:r>
-                            <w:r>
-                              <w:rPr>
+                                <w:rFonts w:eastAsia="Times New Roman" w:cs="Times New Roman"/>
                                 <w:b/>
                                 <w:bCs/>
                                 <w:sz w:val="18"/>
                                 <w:szCs w:val="18"/>
-                                <w:lang w:val="en-IN"/>
-                              </w:rPr>
-                              <w:t>ASP.NET Core Web API</w:t>
-                            </w:r>
-                            <w:r>
-                              <w:rPr>
-                                <w:sz w:val="18"/>
-                                <w:szCs w:val="18"/>
-                                <w:lang w:val="en-IN"/>
-                              </w:rPr>
-                              <w:t xml:space="preserve">, </w:t>
-                            </w:r>
-                            <w:r>
-                              <w:rPr>
+                                <w:lang w:val="en-IN" w:eastAsia="en-IN"/>
+                              </w:rPr>
+                              <w:t>Proficient in full</w:t>
+                            </w:r>
+                            <w:r>
+                              <w:rPr>
+                                <w:rFonts w:ascii="Cambria Math" w:eastAsia="Times New Roman" w:hAnsi="Cambria Math" w:cs="Cambria Math"/>
                                 <w:b/>
                                 <w:bCs/>
                                 <w:sz w:val="18"/>
                                 <w:szCs w:val="18"/>
-                                <w:lang w:val="en-IN"/>
-                              </w:rPr>
-                              <w:t>Entity Framework Core</w:t>
-                            </w:r>
-                            <w:r>
-                              <w:rPr>
-                                <w:sz w:val="18"/>
-                                <w:szCs w:val="18"/>
-                                <w:lang w:val="en-IN"/>
-                              </w:rPr>
-                              <w:t xml:space="preserve">, </w:t>
-                            </w:r>
-                            <w:r>
-                              <w:rPr>
+                                <w:lang w:val="en-IN" w:eastAsia="en-IN"/>
+                              </w:rPr>
+                              <w:t>‑</w:t>
+                            </w:r>
+                            <w:r>
+                              <w:rPr>
+                                <w:rFonts w:eastAsia="Times New Roman" w:cs="Times New Roman"/>
                                 <w:b/>
                                 <w:bCs/>
                                 <w:sz w:val="18"/>
                                 <w:szCs w:val="18"/>
-                                <w:lang w:val="en-IN"/>
-                              </w:rPr>
-                              <w:t>ASP.NET Core Identity</w:t>
-                            </w:r>
-                            <w:r>
-                              <w:rPr>
-                                <w:sz w:val="18"/>
-                                <w:szCs w:val="18"/>
-                                <w:lang w:val="en-IN"/>
-                              </w:rPr>
-                              <w:t xml:space="preserve">, </w:t>
-                            </w:r>
-                            <w:r>
-                              <w:rPr>
+                                <w:lang w:val="en-IN" w:eastAsia="en-IN"/>
+                              </w:rPr>
+                              <w:t>stack development</w:t>
+                            </w:r>
+                            <w:r>
+                              <w:rPr>
+                                <w:rFonts w:eastAsia="Times New Roman" w:cs="Times New Roman"/>
+                                <w:sz w:val="18"/>
+                                <w:szCs w:val="18"/>
+                                <w:lang w:val="en-IN" w:eastAsia="en-IN"/>
+                              </w:rPr>
+                              <w:t xml:space="preserve"> with </w:t>
+                            </w:r>
+                            <w:r>
+                              <w:rPr>
+                                <w:rFonts w:eastAsia="Times New Roman" w:cs="Times New Roman"/>
                                 <w:b/>
                                 <w:bCs/>
                                 <w:sz w:val="18"/>
                                 <w:szCs w:val="18"/>
-                                <w:lang w:val="en-IN"/>
-                              </w:rPr>
-                              <w:t>JWT authentication</w:t>
-                            </w:r>
-                            <w:r>
-                              <w:rPr>
-                                <w:sz w:val="18"/>
-                                <w:szCs w:val="18"/>
-                                <w:lang w:val="en-IN"/>
-                              </w:rPr>
-                              <w:t xml:space="preserve">, and </w:t>
-                            </w:r>
-                            <w:r>
-                              <w:rPr>
+                                <w:lang w:val="en-IN" w:eastAsia="en-IN"/>
+                              </w:rPr>
+                              <w:t>ASP.NET Core</w:t>
+                            </w:r>
+                            <w:r>
+                              <w:rPr>
+                                <w:rFonts w:eastAsia="Times New Roman" w:cs="Times New Roman"/>
+                                <w:sz w:val="18"/>
+                                <w:szCs w:val="18"/>
+                                <w:lang w:val="en-IN" w:eastAsia="en-IN"/>
+                              </w:rPr>
+                              <w:t xml:space="preserve"> and </w:t>
+                            </w:r>
+                            <w:r>
+                              <w:rPr>
+                                <w:rFonts w:eastAsia="Times New Roman" w:cs="Times New Roman"/>
                                 <w:b/>
                                 <w:bCs/>
                                 <w:sz w:val="18"/>
                                 <w:szCs w:val="18"/>
-                                <w:lang w:val="en-IN"/>
-                              </w:rPr>
-                              <w:t>SQL Server</w:t>
-                            </w:r>
-                            <w:r>
-                              <w:rPr>
-                                <w:sz w:val="18"/>
-                                <w:szCs w:val="18"/>
-                                <w:lang w:val="en-IN"/>
-                              </w:rPr>
-                              <w:t xml:space="preserve">, following the </w:t>
-                            </w:r>
-                            <w:r>
-                              <w:rPr>
+                                <w:lang w:val="en-IN" w:eastAsia="en-IN"/>
+                              </w:rPr>
+                              <w:t xml:space="preserve">Angular </w:t>
+                            </w:r>
+                            <w:r>
+                              <w:rPr>
+                                <w:rFonts w:eastAsia="Times New Roman" w:cs="Times New Roman"/>
                                 <w:b/>
                                 <w:bCs/>
                                 <w:sz w:val="18"/>
                                 <w:szCs w:val="18"/>
-                                <w:lang w:val="en-IN"/>
-                              </w:rPr>
-                              <w:t>Repository pattern</w:t>
+                                <w:lang w:val="en-IN" w:eastAsia="en-IN"/>
+                              </w:rPr>
+                              <w:t>18</w:t>
+                            </w:r>
+                            <w:r>
+                              <w:rPr>
+                                <w:rFonts w:eastAsia="Times New Roman" w:cs="Times New Roman"/>
+                                <w:sz w:val="18"/>
+                                <w:szCs w:val="18"/>
+                                <w:lang w:val="en-IN" w:eastAsia="en-IN"/>
+                              </w:rPr>
+                              <w:t>, delivering scalable, secure applications using clean architecture, Repository pattern, and service</w:t>
+                            </w:r>
+                            <w:r>
+                              <w:rPr>
+                                <w:rFonts w:ascii="Cambria Math" w:eastAsia="Times New Roman" w:hAnsi="Cambria Math" w:cs="Cambria Math"/>
+                                <w:sz w:val="18"/>
+                                <w:szCs w:val="18"/>
+                                <w:lang w:val="en-IN" w:eastAsia="en-IN"/>
+                              </w:rPr>
+                              <w:t>‑</w:t>
+                            </w:r>
+                            <w:r>
+                              <w:rPr>
+                                <w:rFonts w:eastAsia="Times New Roman" w:cs="Times New Roman"/>
+                                <w:sz w:val="18"/>
+                                <w:szCs w:val="18"/>
+                                <w:lang w:val="en-IN" w:eastAsia="en-IN"/>
+                              </w:rPr>
+                              <w:t>layer design.</w:t>
                             </w:r>
                           </w:p>
                           <w:p>
                             <w:pPr>
                               <w:pStyle w:val="ListParagraph"/>
                               <w:numPr>
-                                <w:ilvl w:val="0"/>
-                                <w:numId w:val="7"/>
+                                <w:ilvl w:val="3"/>
+                                <w:numId w:val="11"/>
                               </w:numPr>
                               <w:spacing w:line="360" w:lineRule="auto"/>
                               <w:jc w:val="both"/>
                               <w:rPr>
-                                <w:sz w:val="18"/>
-                                <w:szCs w:val="18"/>
-                                <w:lang w:val="en-IN"/>
+                                <w:rFonts w:eastAsia="Times New Roman" w:cs="Times New Roman"/>
+                                <w:sz w:val="18"/>
+                                <w:szCs w:val="18"/>
+                                <w:lang w:val="en-IN" w:eastAsia="en-IN"/>
                               </w:rPr>
                             </w:pPr>
                             <w:r>
                               <w:rPr>
-                                <w:sz w:val="18"/>
-                                <w:szCs w:val="18"/>
-                                <w:lang w:val="en-IN"/>
-                              </w:rPr>
-                              <w:t xml:space="preserve">Skilled in building </w:t>
-                            </w:r>
-                            <w:r>
-                              <w:rPr>
+                                <w:rFonts w:eastAsia="Times New Roman" w:cs="Times New Roman"/>
+                                <w:sz w:val="18"/>
+                                <w:szCs w:val="18"/>
+                                <w:lang w:val="en-IN" w:eastAsia="en-IN"/>
+                              </w:rPr>
+                              <w:t xml:space="preserve">Strong background in </w:t>
+                            </w:r>
+                            <w:r>
+                              <w:rPr>
+                                <w:rFonts w:eastAsia="Times New Roman" w:cs="Times New Roman"/>
                                 <w:b/>
                                 <w:bCs/>
                                 <w:sz w:val="18"/>
                                 <w:szCs w:val="18"/>
-                                <w:lang w:val="en-IN"/>
-                              </w:rPr>
-                              <w:t>Single Page Applications (SPA)</w:t>
-                            </w:r>
-                            <w:r>
-                              <w:rPr>
-                                <w:sz w:val="18"/>
-                                <w:szCs w:val="18"/>
-                                <w:lang w:val="en-IN"/>
+                                <w:lang w:val="en-IN" w:eastAsia="en-IN"/>
+                              </w:rPr>
+                              <w:t>RESTful API development</w:t>
+                            </w:r>
+                            <w:r>
+                              <w:rPr>
+                                <w:rFonts w:eastAsia="Times New Roman" w:cs="Times New Roman"/>
+                                <w:sz w:val="18"/>
+                                <w:szCs w:val="18"/>
+                                <w:lang w:val="en-IN" w:eastAsia="en-IN"/>
                               </w:rPr>
                               <w:t xml:space="preserve"> with </w:t>
                             </w:r>
                             <w:r>
                               <w:rPr>
+                                <w:rFonts w:eastAsia="Times New Roman" w:cs="Times New Roman"/>
                                 <w:b/>
                                 <w:bCs/>
                                 <w:sz w:val="18"/>
                                 <w:szCs w:val="18"/>
-                                <w:lang w:val="en-IN"/>
-                              </w:rPr>
-                              <w:t>Angular</w:t>
-                            </w:r>
-                            <w:r>
-                              <w:rPr>
-                                <w:sz w:val="18"/>
-                                <w:szCs w:val="18"/>
-                                <w:lang w:val="en-IN"/>
-                              </w:rPr>
-                              <w:t xml:space="preserve">, including </w:t>
-                            </w:r>
-                            <w:r>
-                              <w:rPr>
+                                <w:lang w:val="en-IN" w:eastAsia="en-IN"/>
+                              </w:rPr>
+                              <w:t>Entity Framework</w:t>
+                            </w:r>
+                            <w:r>
+                              <w:rPr>
+                                <w:rFonts w:eastAsia="Times New Roman" w:cs="Times New Roman"/>
+                                <w:sz w:val="18"/>
+                                <w:szCs w:val="18"/>
+                                <w:lang w:val="en-IN" w:eastAsia="en-IN"/>
+                              </w:rPr>
+                              <w:t xml:space="preserve"> </w:t>
+                            </w:r>
+                            <w:r>
+                              <w:rPr>
+                                <w:rFonts w:eastAsia="Times New Roman" w:cs="Times New Roman"/>
                                 <w:b/>
                                 <w:bCs/>
                                 <w:sz w:val="18"/>
                                 <w:szCs w:val="18"/>
-                                <w:lang w:val="en-IN"/>
-                              </w:rPr>
-                              <w:t>JWT-based authentication</w:t>
-                            </w:r>
-                            <w:r>
-                              <w:rPr>
-                                <w:sz w:val="18"/>
-                                <w:szCs w:val="18"/>
-                                <w:lang w:val="en-IN"/>
-                              </w:rPr>
-                              <w:t xml:space="preserve">, </w:t>
-                            </w:r>
-                            <w:r>
-                              <w:rPr>
+                                <w:lang w:val="en-IN" w:eastAsia="en-IN"/>
+                              </w:rPr>
+                              <w:t>Core, LINQ, SQL Server, Swagger</w:t>
+                            </w:r>
+                            <w:r>
+                              <w:rPr>
+                                <w:rFonts w:eastAsia="Times New Roman" w:cs="Times New Roman"/>
+                                <w:sz w:val="18"/>
+                                <w:szCs w:val="18"/>
+                                <w:lang w:val="en-IN" w:eastAsia="en-IN"/>
+                              </w:rPr>
+                              <w:t xml:space="preserve">, CRUD operations, data validation, migrations, and </w:t>
+                            </w:r>
+                            <w:r>
+                              <w:rPr>
+                                <w:rFonts w:eastAsia="Times New Roman" w:cs="Times New Roman"/>
                                 <w:b/>
                                 <w:bCs/>
                                 <w:sz w:val="18"/>
                                 <w:szCs w:val="18"/>
-                                <w:lang w:val="en-IN"/>
-                              </w:rPr>
-                              <w:t>Reactive Forms</w:t>
-                            </w:r>
-                            <w:r>
-                              <w:rPr>
-                                <w:sz w:val="18"/>
-                                <w:szCs w:val="18"/>
-                                <w:lang w:val="en-IN"/>
-                              </w:rPr>
-                              <w:t xml:space="preserve">, </w:t>
-                            </w:r>
-                            <w:r>
-                              <w:rPr>
-                                <w:b/>
-                                <w:bCs/>
-                                <w:sz w:val="18"/>
-                                <w:szCs w:val="18"/>
-                                <w:lang w:val="en-IN"/>
-                              </w:rPr>
-                              <w:t>Angular routing</w:t>
-                            </w:r>
-                            <w:r>
-                              <w:rPr>
-                                <w:sz w:val="18"/>
-                                <w:szCs w:val="18"/>
-                                <w:lang w:val="en-IN"/>
-                              </w:rPr>
-                              <w:t xml:space="preserve">, and </w:t>
-                            </w:r>
-                            <w:r>
-                              <w:rPr>
-                                <w:b/>
-                                <w:bCs/>
-                                <w:sz w:val="18"/>
-                                <w:szCs w:val="18"/>
-                                <w:lang w:val="en-IN"/>
-                              </w:rPr>
-                              <w:t>TypeScript</w:t>
+                                <w:lang w:val="en-IN" w:eastAsia="en-IN"/>
+                              </w:rPr>
+                              <w:t>CORS configuration</w:t>
+                            </w:r>
+                            <w:r>
+                              <w:rPr>
+                                <w:rFonts w:eastAsia="Times New Roman" w:cs="Times New Roman"/>
+                                <w:sz w:val="18"/>
+                                <w:szCs w:val="18"/>
+                                <w:lang w:val="en-IN" w:eastAsia="en-IN"/>
+                              </w:rPr>
+                              <w:t>.</w:t>
                             </w:r>
                           </w:p>
                           <w:p>
                             <w:pPr>
                               <w:pStyle w:val="ListParagraph"/>
                               <w:numPr>
-                                <w:ilvl w:val="0"/>
-                                <w:numId w:val="7"/>
+                                <w:ilvl w:val="3"/>
+                                <w:numId w:val="11"/>
                               </w:numPr>
                               <w:spacing w:line="360" w:lineRule="auto"/>
                               <w:jc w:val="both"/>
                               <w:rPr>
-                                <w:sz w:val="18"/>
-                                <w:szCs w:val="18"/>
-                                <w:lang w:val="en-IN"/>
+                                <w:rFonts w:eastAsia="Times New Roman" w:cs="Times New Roman"/>
+                                <w:sz w:val="18"/>
+                                <w:szCs w:val="18"/>
+                                <w:lang w:val="en-IN" w:eastAsia="en-IN"/>
                               </w:rPr>
                             </w:pPr>
                             <w:r>
                               <w:rPr>
-                                <w:sz w:val="18"/>
-                                <w:szCs w:val="18"/>
-                                <w:lang w:val="en-IN"/>
-                              </w:rPr>
-                              <w:t xml:space="preserve">Proven experience delivering end-to-end full-stack solutions using </w:t>
-                            </w:r>
-                            <w:r>
-                              <w:rPr>
+                                <w:rFonts w:eastAsia="Times New Roman" w:cs="Times New Roman"/>
+                                <w:sz w:val="18"/>
+                                <w:szCs w:val="18"/>
+                                <w:lang w:val="en-IN" w:eastAsia="en-IN"/>
+                              </w:rPr>
+                              <w:t xml:space="preserve">Skilled in </w:t>
+                            </w:r>
+                            <w:r>
+                              <w:rPr>
+                                <w:rFonts w:eastAsia="Times New Roman" w:cs="Times New Roman"/>
                                 <w:b/>
                                 <w:bCs/>
                                 <w:sz w:val="18"/>
                                 <w:szCs w:val="18"/>
-                                <w:lang w:val="en-IN"/>
-                              </w:rPr>
-                              <w:t>C#.NET Core</w:t>
-                            </w:r>
-                            <w:r>
-                              <w:rPr>
-                                <w:sz w:val="18"/>
-                                <w:szCs w:val="18"/>
-                                <w:lang w:val="en-IN"/>
-                              </w:rPr>
-                              <w:t xml:space="preserve"> for backend and </w:t>
-                            </w:r>
-                            <w:r>
-                              <w:rPr>
+                                <w:lang w:val="en-IN" w:eastAsia="en-IN"/>
+                              </w:rPr>
+                              <w:t>authentication</w:t>
+                            </w:r>
+                            <w:r>
+                              <w:rPr>
+                                <w:rFonts w:eastAsia="Times New Roman" w:cs="Times New Roman"/>
+                                <w:sz w:val="18"/>
+                                <w:szCs w:val="18"/>
+                                <w:lang w:val="en-IN" w:eastAsia="en-IN"/>
+                              </w:rPr>
+                              <w:t xml:space="preserve"> </w:t>
+                            </w:r>
+                            <w:r>
+                              <w:rPr>
+                                <w:rFonts w:eastAsia="Times New Roman" w:cs="Times New Roman"/>
                                 <w:b/>
                                 <w:bCs/>
                                 <w:sz w:val="18"/>
                                 <w:szCs w:val="18"/>
-                                <w:lang w:val="en-IN"/>
-                              </w:rPr>
-                              <w:t>Angular</w:t>
-                            </w:r>
-                            <w:r>
-                              <w:rPr>
-                                <w:sz w:val="18"/>
-                                <w:szCs w:val="18"/>
-                                <w:lang w:val="en-IN"/>
-                              </w:rPr>
-                              <w:t xml:space="preserve"> for frontend</w:t>
+                                <w:lang w:val="en-IN" w:eastAsia="en-IN"/>
+                              </w:rPr>
+                              <w:t>&amp; authorization</w:t>
+                            </w:r>
+                            <w:r>
+                              <w:rPr>
+                                <w:rFonts w:eastAsia="Times New Roman" w:cs="Times New Roman"/>
+                                <w:sz w:val="18"/>
+                                <w:szCs w:val="18"/>
+                                <w:lang w:val="en-IN" w:eastAsia="en-IN"/>
+                              </w:rPr>
+                              <w:t xml:space="preserve"> using </w:t>
+                            </w:r>
+                            <w:r>
+                              <w:rPr>
+                                <w:rFonts w:eastAsia="Times New Roman" w:cs="Times New Roman"/>
+                                <w:b/>
+                                <w:bCs/>
+                                <w:sz w:val="18"/>
+                                <w:szCs w:val="18"/>
+                                <w:lang w:val="en-IN" w:eastAsia="en-IN"/>
+                              </w:rPr>
+                              <w:t>ASP.NET Core</w:t>
+                            </w:r>
+                            <w:r>
+                              <w:rPr>
+                                <w:rFonts w:eastAsia="Times New Roman" w:cs="Times New Roman"/>
+                                <w:sz w:val="18"/>
+                                <w:szCs w:val="18"/>
+                                <w:lang w:val="en-IN" w:eastAsia="en-IN"/>
+                              </w:rPr>
+                              <w:t xml:space="preserve"> </w:t>
+                            </w:r>
+                            <w:r>
+                              <w:rPr>
+                                <w:rFonts w:eastAsia="Times New Roman" w:cs="Times New Roman"/>
+                                <w:b/>
+                                <w:bCs/>
+                                <w:sz w:val="18"/>
+                                <w:szCs w:val="18"/>
+                                <w:lang w:val="en-IN" w:eastAsia="en-IN"/>
+                              </w:rPr>
+                              <w:t>Identity, JWT,</w:t>
+                            </w:r>
+                            <w:r>
+                              <w:rPr>
+                                <w:rFonts w:eastAsia="Times New Roman" w:cs="Times New Roman"/>
+                                <w:sz w:val="18"/>
+                                <w:szCs w:val="18"/>
+                                <w:lang w:val="en-IN" w:eastAsia="en-IN"/>
+                              </w:rPr>
+                              <w:t xml:space="preserve"> role</w:t>
+                            </w:r>
+                            <w:r>
+                              <w:rPr>
+                                <w:rFonts w:ascii="Cambria Math" w:eastAsia="Times New Roman" w:hAnsi="Cambria Math" w:cs="Cambria Math"/>
+                                <w:sz w:val="18"/>
+                                <w:szCs w:val="18"/>
+                                <w:lang w:val="en-IN" w:eastAsia="en-IN"/>
+                              </w:rPr>
+                              <w:t>‑</w:t>
+                            </w:r>
+                            <w:r>
+                              <w:rPr>
+                                <w:rFonts w:eastAsia="Times New Roman" w:cs="Times New Roman"/>
+                                <w:sz w:val="18"/>
+                                <w:szCs w:val="18"/>
+                                <w:lang w:val="en-IN" w:eastAsia="en-IN"/>
+                              </w:rPr>
+                              <w:t xml:space="preserve">based access control, plus </w:t>
+                            </w:r>
+                            <w:r>
+                              <w:rPr>
+                                <w:rFonts w:eastAsia="Times New Roman" w:cs="Times New Roman"/>
+                                <w:b/>
+                                <w:bCs/>
+                                <w:sz w:val="18"/>
+                                <w:szCs w:val="18"/>
+                                <w:lang w:val="en-IN" w:eastAsia="en-IN"/>
+                              </w:rPr>
+                              <w:t>Stripe payments</w:t>
+                            </w:r>
+                            <w:r>
+                              <w:rPr>
+                                <w:rFonts w:eastAsia="Times New Roman" w:cs="Times New Roman"/>
+                                <w:sz w:val="18"/>
+                                <w:szCs w:val="18"/>
+                                <w:lang w:val="en-IN" w:eastAsia="en-IN"/>
+                              </w:rPr>
+                              <w:t xml:space="preserve">, </w:t>
+                            </w:r>
+                            <w:r>
+                              <w:rPr>
+                                <w:rFonts w:eastAsia="Times New Roman" w:cs="Times New Roman"/>
+                                <w:b/>
+                                <w:bCs/>
+                                <w:sz w:val="18"/>
+                                <w:szCs w:val="18"/>
+                                <w:lang w:val="en-IN" w:eastAsia="en-IN"/>
+                              </w:rPr>
+                              <w:t>SMTP notifications</w:t>
+                            </w:r>
+                            <w:r>
+                              <w:rPr>
+                                <w:rFonts w:eastAsia="Times New Roman" w:cs="Times New Roman"/>
+                                <w:sz w:val="18"/>
+                                <w:szCs w:val="18"/>
+                                <w:lang w:val="en-IN" w:eastAsia="en-IN"/>
+                              </w:rPr>
+                              <w:t>, and third</w:t>
+                            </w:r>
+                            <w:r>
+                              <w:rPr>
+                                <w:rFonts w:ascii="Cambria Math" w:eastAsia="Times New Roman" w:hAnsi="Cambria Math" w:cs="Cambria Math"/>
+                                <w:sz w:val="18"/>
+                                <w:szCs w:val="18"/>
+                                <w:lang w:val="en-IN" w:eastAsia="en-IN"/>
+                              </w:rPr>
+                              <w:t>‑</w:t>
+                            </w:r>
+                            <w:r>
+                              <w:rPr>
+                                <w:rFonts w:eastAsia="Times New Roman" w:cs="Times New Roman"/>
+                                <w:sz w:val="18"/>
+                                <w:szCs w:val="18"/>
+                                <w:lang w:val="en-IN" w:eastAsia="en-IN"/>
+                              </w:rPr>
+                              <w:t>party API integrations.</w:t>
                             </w:r>
                           </w:p>
                           <w:p>
                             <w:pPr>
                               <w:pStyle w:val="ListParagraph"/>
                               <w:numPr>
-                                <w:ilvl w:val="0"/>
-                                <w:numId w:val="7"/>
+                                <w:ilvl w:val="3"/>
+                                <w:numId w:val="11"/>
                               </w:numPr>
                               <w:spacing w:line="360" w:lineRule="auto"/>
                               <w:jc w:val="both"/>
                               <w:rPr>
-                                <w:sz w:val="18"/>
-                                <w:szCs w:val="18"/>
-                                <w:lang w:val="en-IN"/>
+                                <w:rFonts w:eastAsia="Times New Roman" w:cs="Times New Roman"/>
+                                <w:sz w:val="18"/>
+                                <w:szCs w:val="18"/>
+                                <w:lang w:val="en-IN" w:eastAsia="en-IN"/>
                               </w:rPr>
                             </w:pPr>
                             <w:r>
                               <w:rPr>
-                                <w:sz w:val="18"/>
-                                <w:szCs w:val="18"/>
-                                <w:lang w:val="en-IN"/>
-                              </w:rPr>
-                              <w:t xml:space="preserve">Experienced in </w:t>
-                            </w:r>
-                            <w:r>
-                              <w:rPr>
+                                <w:rFonts w:eastAsia="Times New Roman" w:cs="Times New Roman"/>
+                                <w:sz w:val="18"/>
+                                <w:szCs w:val="18"/>
+                                <w:lang w:val="en-IN" w:eastAsia="en-IN"/>
+                              </w:rPr>
+                              <w:t>Hands</w:t>
+                            </w:r>
+                            <w:r>
+                              <w:rPr>
+                                <w:rFonts w:ascii="Cambria Math" w:eastAsia="Times New Roman" w:hAnsi="Cambria Math" w:cs="Cambria Math"/>
+                                <w:sz w:val="18"/>
+                                <w:szCs w:val="18"/>
+                                <w:lang w:val="en-IN" w:eastAsia="en-IN"/>
+                              </w:rPr>
+                              <w:t>‑</w:t>
+                            </w:r>
+                            <w:r>
+                              <w:rPr>
+                                <w:rFonts w:eastAsia="Times New Roman" w:cs="Times New Roman"/>
+                                <w:sz w:val="18"/>
+                                <w:szCs w:val="18"/>
+                                <w:lang w:val="en-IN" w:eastAsia="en-IN"/>
+                              </w:rPr>
+                              <w:t xml:space="preserve">on experience building modern </w:t>
+                            </w:r>
+                            <w:r>
+                              <w:rPr>
+                                <w:rFonts w:eastAsia="Times New Roman" w:cs="Times New Roman"/>
                                 <w:b/>
                                 <w:bCs/>
                                 <w:sz w:val="18"/>
                                 <w:szCs w:val="18"/>
-                                <w:lang w:val="en-IN"/>
-                              </w:rPr>
-                              <w:t>API documentation with Swagger</w:t>
-                            </w:r>
-                            <w:r>
-                              <w:rPr>
-                                <w:sz w:val="18"/>
-                                <w:szCs w:val="18"/>
-                                <w:lang w:val="en-IN"/>
-                              </w:rPr>
-                              <w:t xml:space="preserve">, </w:t>
-                            </w:r>
-                            <w:r>
-                              <w:rPr>
+                                <w:lang w:val="en-IN" w:eastAsia="en-IN"/>
+                              </w:rPr>
+                              <w:t>SPAs with Angular 16</w:t>
+                            </w:r>
+                            <w:r>
+                              <w:rPr>
+                                <w:rFonts w:eastAsia="Times New Roman" w:cs="Times New Roman"/>
+                                <w:sz w:val="18"/>
+                                <w:szCs w:val="18"/>
+                                <w:lang w:val="en-IN" w:eastAsia="en-IN"/>
+                              </w:rPr>
+                              <w:t xml:space="preserve">, including </w:t>
+                            </w:r>
+                            <w:r>
+                              <w:rPr>
+                                <w:rFonts w:eastAsia="Times New Roman" w:cs="Times New Roman"/>
                                 <w:b/>
                                 <w:bCs/>
                                 <w:sz w:val="18"/>
                                 <w:szCs w:val="18"/>
-                                <w:lang w:val="en-IN"/>
-                              </w:rPr>
-                              <w:t>data validation using Data Annotations</w:t>
-                            </w:r>
-                            <w:r>
-                              <w:rPr>
-                                <w:sz w:val="18"/>
-                                <w:szCs w:val="18"/>
-                                <w:lang w:val="en-IN"/>
-                              </w:rPr>
-                              <w:t xml:space="preserve">, and implementing </w:t>
-                            </w:r>
-                            <w:r>
-                              <w:rPr>
+                                <w:lang w:val="en-IN" w:eastAsia="en-IN"/>
+                              </w:rPr>
+                              <w:t>Reactive Forms</w:t>
+                            </w:r>
+                            <w:r>
+                              <w:rPr>
+                                <w:rFonts w:eastAsia="Times New Roman" w:cs="Times New Roman"/>
+                                <w:sz w:val="18"/>
+                                <w:szCs w:val="18"/>
+                                <w:lang w:val="en-IN" w:eastAsia="en-IN"/>
+                              </w:rPr>
+                              <w:t>, route guards, JWT authentication, Angular routing, and</w:t>
+                            </w:r>
+                            <w:r>
+                              <w:rPr>
+                                <w:rFonts w:eastAsia="Times New Roman" w:cs="Times New Roman"/>
                                 <w:b/>
                                 <w:bCs/>
                                 <w:sz w:val="18"/>
                                 <w:szCs w:val="18"/>
-                                <w:lang w:val="en-IN"/>
-                              </w:rPr>
-                              <w:t>role-based authorization</w:t>
+                                <w:lang w:val="en-IN" w:eastAsia="en-IN"/>
+                              </w:rPr>
+                              <w:t xml:space="preserve"> TypeScript</w:t>
+                            </w:r>
+                            <w:r>
+                              <w:rPr>
+                                <w:rFonts w:eastAsia="Times New Roman" w:cs="Times New Roman"/>
+                                <w:sz w:val="18"/>
+                                <w:szCs w:val="18"/>
+                                <w:lang w:val="en-IN" w:eastAsia="en-IN"/>
+                              </w:rPr>
+                              <w:t>.</w:t>
                             </w:r>
                           </w:p>
                           <w:p>
                             <w:pPr>
                               <w:pStyle w:val="ListParagraph"/>
                               <w:numPr>
-                                <w:ilvl w:val="0"/>
-                                <w:numId w:val="7"/>
+                                <w:ilvl w:val="3"/>
+                                <w:numId w:val="11"/>
                               </w:numPr>
                               <w:spacing w:line="360" w:lineRule="auto"/>
                               <w:jc w:val="both"/>
                               <w:rPr>
-                                <w:sz w:val="18"/>
-                                <w:szCs w:val="18"/>
-                                <w:lang w:val="en-IN"/>
+                                <w:rFonts w:eastAsia="Times New Roman" w:cs="Times New Roman"/>
+                                <w:sz w:val="18"/>
+                                <w:szCs w:val="18"/>
+                                <w:lang w:val="en-IN" w:eastAsia="en-IN"/>
                               </w:rPr>
                             </w:pPr>
                             <w:r>
                               <w:rPr>
-                                <w:sz w:val="18"/>
-                                <w:szCs w:val="18"/>
-                                <w:lang w:val="en-IN"/>
-                              </w:rPr>
-                              <w:t xml:space="preserve">Strong background in designing and developing </w:t>
-                            </w:r>
-                            <w:r>
-                              <w:rPr>
+                                <w:rFonts w:eastAsia="Times New Roman" w:cs="Times New Roman"/>
+                                <w:sz w:val="18"/>
+                                <w:szCs w:val="18"/>
+                                <w:lang w:val="en-IN" w:eastAsia="en-IN"/>
+                              </w:rPr>
+                              <w:t xml:space="preserve">Built </w:t>
+                            </w:r>
+                            <w:r>
+                              <w:rPr>
+                                <w:rFonts w:eastAsia="Times New Roman" w:cs="Times New Roman"/>
                                 <w:b/>
                                 <w:bCs/>
                                 <w:sz w:val="18"/>
                                 <w:szCs w:val="18"/>
-                                <w:lang w:val="en-IN"/>
-                              </w:rPr>
-                              <w:t>RESTful APIs</w:t>
-                            </w:r>
-                            <w:r>
-                              <w:rPr>
-                                <w:sz w:val="18"/>
-                                <w:szCs w:val="18"/>
-                                <w:lang w:val="en-IN"/>
-                              </w:rPr>
-                              <w:t xml:space="preserve"> with complete </w:t>
-                            </w:r>
-                            <w:r>
-                              <w:rPr>
+                                <w:lang w:val="en-IN" w:eastAsia="en-IN"/>
+                              </w:rPr>
+                              <w:t>AI-powered applications</w:t>
+                            </w:r>
+                            <w:r>
+                              <w:rPr>
+                                <w:rFonts w:eastAsia="Times New Roman" w:cs="Times New Roman"/>
+                                <w:sz w:val="18"/>
+                                <w:szCs w:val="18"/>
+                                <w:lang w:val="en-IN" w:eastAsia="en-IN"/>
+                              </w:rPr>
+                              <w:t xml:space="preserve"> with </w:t>
+                            </w:r>
+                            <w:r>
+                              <w:rPr>
+                                <w:rFonts w:eastAsia="Times New Roman" w:cs="Times New Roman"/>
                                 <w:b/>
                                 <w:bCs/>
                                 <w:sz w:val="18"/>
                                 <w:szCs w:val="18"/>
-                                <w:lang w:val="en-IN"/>
-                              </w:rPr>
-                              <w:t>CRUD functionality</w:t>
-                            </w:r>
-                            <w:r>
-                              <w:rPr>
-                                <w:sz w:val="18"/>
-                                <w:szCs w:val="18"/>
-                                <w:lang w:val="en-IN"/>
-                              </w:rPr>
-                              <w:t xml:space="preserve"> and </w:t>
-                            </w:r>
-                            <w:r>
-                              <w:rPr>
+                                <w:lang w:val="en-IN" w:eastAsia="en-IN"/>
+                              </w:rPr>
+                              <w:t>LLM integration (GPT</w:t>
+                            </w:r>
+                            <w:r>
+                              <w:rPr>
+                                <w:rFonts w:ascii="Cambria Math" w:eastAsia="Times New Roman" w:hAnsi="Cambria Math" w:cs="Cambria Math"/>
                                 <w:b/>
                                 <w:bCs/>
                                 <w:sz w:val="18"/>
                                 <w:szCs w:val="18"/>
-                                <w:lang w:val="en-IN"/>
-                              </w:rPr>
-                              <w:t>service-layer architecture</w:t>
+                                <w:lang w:val="en-IN" w:eastAsia="en-IN"/>
+                              </w:rPr>
+                              <w:t>‑</w:t>
+                            </w:r>
+                            <w:r>
+                              <w:rPr>
+                                <w:rFonts w:eastAsia="Times New Roman" w:cs="Times New Roman"/>
+                                <w:b/>
+                                <w:bCs/>
+                                <w:sz w:val="18"/>
+                                <w:szCs w:val="18"/>
+                                <w:lang w:val="en-IN" w:eastAsia="en-IN"/>
+                              </w:rPr>
+                              <w:t>4o)</w:t>
+                            </w:r>
+                            <w:r>
+                              <w:rPr>
+                                <w:rFonts w:eastAsia="Times New Roman" w:cs="Times New Roman"/>
+                                <w:sz w:val="18"/>
+                                <w:szCs w:val="18"/>
+                                <w:lang w:val="en-IN" w:eastAsia="en-IN"/>
+                              </w:rPr>
+                              <w:t xml:space="preserve"> for smart email automation, multi</w:t>
+                            </w:r>
+                            <w:r>
+                              <w:rPr>
+                                <w:rFonts w:ascii="Cambria Math" w:eastAsia="Times New Roman" w:hAnsi="Cambria Math" w:cs="Cambria Math"/>
+                                <w:sz w:val="18"/>
+                                <w:szCs w:val="18"/>
+                                <w:lang w:val="en-IN" w:eastAsia="en-IN"/>
+                              </w:rPr>
+                              <w:t>‑</w:t>
+                            </w:r>
+                            <w:r>
+                              <w:rPr>
+                                <w:rFonts w:eastAsia="Times New Roman" w:cs="Times New Roman"/>
+                                <w:sz w:val="18"/>
+                                <w:szCs w:val="18"/>
+                                <w:lang w:val="en-IN" w:eastAsia="en-IN"/>
+                              </w:rPr>
+                              <w:t>turn context handling, and intelligent response generation.</w:t>
                             </w:r>
                           </w:p>
                           <w:p>
                             <w:pPr>
                               <w:pStyle w:val="ListParagraph"/>
                               <w:numPr>
-                                <w:ilvl w:val="0"/>
-                                <w:numId w:val="7"/>
+                                <w:ilvl w:val="3"/>
+                                <w:numId w:val="11"/>
                               </w:numPr>
                               <w:spacing w:line="360" w:lineRule="auto"/>
                               <w:jc w:val="both"/>
                               <w:rPr>
-                                <w:sz w:val="18"/>
-                                <w:szCs w:val="18"/>
-                                <w:lang w:val="en-IN"/>
+                                <w:rFonts w:eastAsia="Times New Roman" w:cs="Times New Roman"/>
+                                <w:sz w:val="18"/>
+                                <w:szCs w:val="18"/>
+                                <w:lang w:val="en-IN" w:eastAsia="en-IN"/>
                               </w:rPr>
                             </w:pPr>
                             <w:r>
                               <w:rPr>
-                                <w:sz w:val="18"/>
-                                <w:szCs w:val="18"/>
-                                <w:lang w:val="en-IN"/>
-                              </w:rPr>
-                              <w:t xml:space="preserve">Solid understanding of </w:t>
-                            </w:r>
-                            <w:r>
-                              <w:rPr>
+                                <w:rFonts w:eastAsia="Times New Roman" w:cs="Times New Roman"/>
+                                <w:sz w:val="18"/>
+                                <w:szCs w:val="18"/>
+                                <w:lang w:val="en-IN" w:eastAsia="en-IN"/>
+                              </w:rPr>
+                              <w:t xml:space="preserve">Developed </w:t>
+                            </w:r>
+                            <w:r>
+                              <w:rPr>
+                                <w:rFonts w:eastAsia="Times New Roman" w:cs="Times New Roman"/>
                                 <w:b/>
                                 <w:bCs/>
                                 <w:sz w:val="18"/>
                                 <w:szCs w:val="18"/>
-                                <w:lang w:val="en-IN"/>
-                              </w:rPr>
-                              <w:t>ASP.NET Core application deployment</w:t>
-                            </w:r>
-                            <w:r>
-                              <w:rPr>
-                                <w:sz w:val="18"/>
-                                <w:szCs w:val="18"/>
-                                <w:lang w:val="en-IN"/>
-                              </w:rPr>
-                              <w:t xml:space="preserve">, including </w:t>
-                            </w:r>
-                            <w:r>
-                              <w:rPr>
+                                <w:lang w:val="en-IN" w:eastAsia="en-IN"/>
+                              </w:rPr>
+                              <w:t>real</w:t>
+                            </w:r>
+                            <w:r>
+                              <w:rPr>
+                                <w:rFonts w:ascii="Cambria Math" w:eastAsia="Times New Roman" w:hAnsi="Cambria Math" w:cs="Cambria Math"/>
                                 <w:b/>
                                 <w:bCs/>
                                 <w:sz w:val="18"/>
                                 <w:szCs w:val="18"/>
-                                <w:lang w:val="en-IN"/>
-                              </w:rPr>
-                              <w:t>CORS configuration</w:t>
-                            </w:r>
-                            <w:r>
-                              <w:rPr>
-                                <w:sz w:val="18"/>
-                                <w:szCs w:val="18"/>
-                                <w:lang w:val="en-IN"/>
-                              </w:rPr>
-                              <w:t xml:space="preserve"> and </w:t>
-                            </w:r>
-                            <w:r>
-                              <w:rPr>
+                                <w:lang w:val="en-IN" w:eastAsia="en-IN"/>
+                              </w:rPr>
+                              <w:t>‑</w:t>
+                            </w:r>
+                            <w:r>
+                              <w:rPr>
+                                <w:rFonts w:eastAsia="Times New Roman" w:cs="Times New Roman"/>
                                 <w:b/>
                                 <w:bCs/>
                                 <w:sz w:val="18"/>
                                 <w:szCs w:val="18"/>
-                                <w:lang w:val="en-IN"/>
-                              </w:rPr>
-                              <w:t>Entity Framework Core migrations</w:t>
-                            </w:r>
-                            <w:r>
-                              <w:rPr>
+                                <w:lang w:val="en-IN" w:eastAsia="en-IN"/>
+                              </w:rPr>
+                              <w:t>time AI systems</w:t>
+                            </w:r>
+                            <w:r>
+                              <w:rPr>
+                                <w:rFonts w:eastAsia="Times New Roman" w:cs="Times New Roman"/>
+                                <w:sz w:val="18"/>
+                                <w:szCs w:val="18"/>
+                                <w:lang w:val="en-IN" w:eastAsia="en-IN"/>
+                              </w:rPr>
+                              <w:t xml:space="preserve"> using </w:t>
+                            </w:r>
+                            <w:r>
+                              <w:rPr>
+                                <w:rFonts w:eastAsia="Times New Roman" w:cs="Times New Roman"/>
                                 <w:b/>
                                 <w:bCs/>
                                 <w:sz w:val="18"/>
                                 <w:szCs w:val="18"/>
-                                <w:lang w:val="en-IN"/>
-                              </w:rPr>
-                              <w:t>.</w:t>
+                                <w:lang w:val="en-IN" w:eastAsia="en-IN"/>
+                              </w:rPr>
+                              <w:t>SignalR WebSockets</w:t>
+                            </w:r>
+                            <w:r>
+                              <w:rPr>
+                                <w:rFonts w:eastAsia="Times New Roman" w:cs="Times New Roman"/>
+                                <w:sz w:val="18"/>
+                                <w:szCs w:val="18"/>
+                                <w:lang w:val="en-IN" w:eastAsia="en-IN"/>
+                              </w:rPr>
+                              <w:t>, enabling live translation, multilingual conversations, and low</w:t>
+                            </w:r>
+                            <w:r>
+                              <w:rPr>
+                                <w:rFonts w:ascii="Cambria Math" w:eastAsia="Times New Roman" w:hAnsi="Cambria Math" w:cs="Cambria Math"/>
+                                <w:sz w:val="18"/>
+                                <w:szCs w:val="18"/>
+                                <w:lang w:val="en-IN" w:eastAsia="en-IN"/>
+                              </w:rPr>
+                              <w:t>‑</w:t>
+                            </w:r>
+                            <w:r>
+                              <w:rPr>
+                                <w:rFonts w:eastAsia="Times New Roman" w:cs="Times New Roman"/>
+                                <w:sz w:val="18"/>
+                                <w:szCs w:val="18"/>
+                                <w:lang w:val="en-IN" w:eastAsia="en-IN"/>
+                              </w:rPr>
+                              <w:t>latency interactions.</w:t>
                             </w:r>
                           </w:p>
                           <w:p>
                             <w:pPr>
                               <w:pStyle w:val="ListParagraph"/>
-                              <w:spacing w:line="276" w:lineRule="auto"/>
-                              <w:ind w:left="1440" w:firstLine="0"/>
+                              <w:spacing w:line="360" w:lineRule="auto"/>
+                              <w:ind w:left="2160" w:firstLine="0"/>
                               <w:jc w:val="both"/>
                               <w:rPr>
                                 <w:sz w:val="18"/>
@@ -3844,6 +4048,7 @@
                               </w:rPr>
                             </w:pPr>
                           </w:p>
+                          <w:p/>
                         </w:txbxContent>
                       </wps:txbx>
                       <wps:bodyPr rot="0" spcFirstLastPara="0" vertOverflow="overflow" horzOverflow="overflow" vert="horz" wrap="square" lIns="91440" tIns="45720" rIns="91440" bIns="45720" numCol="1" spcCol="0" rtlCol="0" fromWordArt="0" anchor="t" anchorCtr="0" forceAA="0" compatLnSpc="1">
@@ -3866,542 +4071,746 @@
           </mc:Choice>
           <mc:Fallback>
             <w:pict>
-              <v:shape w14:anchorId="692F7A78" id="Text Box 8" o:spid="_x0000_s1027" type="#_x0000_t202" style="position:absolute;left:0;text-align:left;margin-left:-19.6pt;margin-top:16.35pt;width:337.65pt;height:303.8pt;z-index:251643392;visibility:visible;mso-wrap-style:square;mso-width-percent:0;mso-height-percent:0;mso-wrap-distance-left:9pt;mso-wrap-distance-top:0;mso-wrap-distance-right:9pt;mso-wrap-distance-bottom:0;mso-position-horizontal:absolute;mso-position-horizontal-relative:text;mso-position-vertical:absolute;mso-position-vertical-relative:text;mso-width-percent:0;mso-height-percent:0;mso-width-relative:margin;mso-height-relative:margin;v-text-anchor:top" o:gfxdata="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" fillcolor="white [3201]" strokecolor="white [3212]" strokeweight=".5pt">
+              <v:shape w14:anchorId="692F7A78" id="Text Box 8" o:spid="_x0000_s1027" type="#_x0000_t202" style="position:absolute;left:0;text-align:left;margin-left:-107.55pt;margin-top:16.4pt;width:432.7pt;height:312.2pt;z-index:251643392;visibility:visible;mso-wrap-style:square;mso-width-percent:0;mso-height-percent:0;mso-wrap-distance-left:9pt;mso-wrap-distance-top:0;mso-wrap-distance-right:9pt;mso-wrap-distance-bottom:0;mso-position-horizontal:absolute;mso-position-horizontal-relative:text;mso-position-vertical:absolute;mso-position-vertical-relative:text;mso-width-percent:0;mso-height-percent:0;mso-width-relative:margin;mso-height-relative:margin;v-text-anchor:top" o:gfxdata="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" fillcolor="white [3201]" strokecolor="white [3212]" strokeweight=".5pt">
                 <v:textbox>
                   <w:txbxContent>
                     <w:p>
                       <w:pPr>
                         <w:pStyle w:val="ListParagraph"/>
                         <w:numPr>
-                          <w:ilvl w:val="0"/>
-                          <w:numId w:val="7"/>
+                          <w:ilvl w:val="3"/>
+                          <w:numId w:val="11"/>
                         </w:numPr>
                         <w:spacing w:line="360" w:lineRule="auto"/>
                         <w:jc w:val="both"/>
                         <w:rPr>
-                          <w:sz w:val="18"/>
-                          <w:szCs w:val="18"/>
-                          <w:lang w:val="en-IN"/>
+                          <w:rFonts w:eastAsia="Times New Roman" w:cs="Times New Roman"/>
+                          <w:sz w:val="18"/>
+                          <w:szCs w:val="18"/>
+                          <w:lang w:val="en-IN" w:eastAsia="en-IN"/>
                         </w:rPr>
                       </w:pPr>
                       <w:r>
                         <w:rPr>
-                          <w:sz w:val="18"/>
-                          <w:szCs w:val="18"/>
-                          <w:lang w:val="en-IN"/>
-                        </w:rPr>
-                        <w:t xml:space="preserve">Hands-on experience developing web applications using </w:t>
-                      </w:r>
-                      <w:r>
-                        <w:rPr>
+                          <w:rFonts w:eastAsia="Times New Roman" w:cs="Times New Roman"/>
                           <w:b/>
                           <w:bCs/>
                           <w:sz w:val="18"/>
                           <w:szCs w:val="18"/>
-                          <w:lang w:val="en-IN"/>
-                        </w:rPr>
-                        <w:t>ASP.NET Core Web API</w:t>
-                      </w:r>
-                      <w:r>
-                        <w:rPr>
-                          <w:sz w:val="18"/>
-                          <w:szCs w:val="18"/>
-                          <w:lang w:val="en-IN"/>
-                        </w:rPr>
-                        <w:t xml:space="preserve">, </w:t>
-                      </w:r>
-                      <w:r>
-                        <w:rPr>
+                          <w:lang w:val="en-IN" w:eastAsia="en-IN"/>
+                        </w:rPr>
+                        <w:t>Proficient in full</w:t>
+                      </w:r>
+                      <w:r>
+                        <w:rPr>
+                          <w:rFonts w:ascii="Cambria Math" w:eastAsia="Times New Roman" w:hAnsi="Cambria Math" w:cs="Cambria Math"/>
                           <w:b/>
                           <w:bCs/>
                           <w:sz w:val="18"/>
                           <w:szCs w:val="18"/>
-                          <w:lang w:val="en-IN"/>
-                        </w:rPr>
-                        <w:t>Entity Framework Core</w:t>
-                      </w:r>
-                      <w:r>
-                        <w:rPr>
-                          <w:sz w:val="18"/>
-                          <w:szCs w:val="18"/>
-                          <w:lang w:val="en-IN"/>
-                        </w:rPr>
-                        <w:t xml:space="preserve">, </w:t>
-                      </w:r>
-                      <w:r>
-                        <w:rPr>
+                          <w:lang w:val="en-IN" w:eastAsia="en-IN"/>
+                        </w:rPr>
+                        <w:t>‑</w:t>
+                      </w:r>
+                      <w:r>
+                        <w:rPr>
+                          <w:rFonts w:eastAsia="Times New Roman" w:cs="Times New Roman"/>
                           <w:b/>
                           <w:bCs/>
                           <w:sz w:val="18"/>
                           <w:szCs w:val="18"/>
-                          <w:lang w:val="en-IN"/>
-                        </w:rPr>
-                        <w:t>ASP.NET Core Identity</w:t>
-                      </w:r>
-                      <w:r>
-                        <w:rPr>
-                          <w:sz w:val="18"/>
-                          <w:szCs w:val="18"/>
-                          <w:lang w:val="en-IN"/>
-                        </w:rPr>
-                        <w:t xml:space="preserve">, </w:t>
-                      </w:r>
-                      <w:r>
-                        <w:rPr>
+                          <w:lang w:val="en-IN" w:eastAsia="en-IN"/>
+                        </w:rPr>
+                        <w:t>stack development</w:t>
+                      </w:r>
+                      <w:r>
+                        <w:rPr>
+                          <w:rFonts w:eastAsia="Times New Roman" w:cs="Times New Roman"/>
+                          <w:sz w:val="18"/>
+                          <w:szCs w:val="18"/>
+                          <w:lang w:val="en-IN" w:eastAsia="en-IN"/>
+                        </w:rPr>
+                        <w:t xml:space="preserve"> with </w:t>
+                      </w:r>
+                      <w:r>
+                        <w:rPr>
+                          <w:rFonts w:eastAsia="Times New Roman" w:cs="Times New Roman"/>
                           <w:b/>
                           <w:bCs/>
                           <w:sz w:val="18"/>
                           <w:szCs w:val="18"/>
-                          <w:lang w:val="en-IN"/>
-                        </w:rPr>
-                        <w:t>JWT authentication</w:t>
-                      </w:r>
-                      <w:r>
-                        <w:rPr>
-                          <w:sz w:val="18"/>
-                          <w:szCs w:val="18"/>
-                          <w:lang w:val="en-IN"/>
-                        </w:rPr>
-                        <w:t xml:space="preserve">, and </w:t>
-                      </w:r>
-                      <w:r>
-                        <w:rPr>
+                          <w:lang w:val="en-IN" w:eastAsia="en-IN"/>
+                        </w:rPr>
+                        <w:t>ASP.NET Core</w:t>
+                      </w:r>
+                      <w:r>
+                        <w:rPr>
+                          <w:rFonts w:eastAsia="Times New Roman" w:cs="Times New Roman"/>
+                          <w:sz w:val="18"/>
+                          <w:szCs w:val="18"/>
+                          <w:lang w:val="en-IN" w:eastAsia="en-IN"/>
+                        </w:rPr>
+                        <w:t xml:space="preserve"> and </w:t>
+                      </w:r>
+                      <w:r>
+                        <w:rPr>
+                          <w:rFonts w:eastAsia="Times New Roman" w:cs="Times New Roman"/>
                           <w:b/>
                           <w:bCs/>
                           <w:sz w:val="18"/>
                           <w:szCs w:val="18"/>
-                          <w:lang w:val="en-IN"/>
-                        </w:rPr>
-                        <w:t>SQL Server</w:t>
-                      </w:r>
-                      <w:r>
-                        <w:rPr>
-                          <w:sz w:val="18"/>
-                          <w:szCs w:val="18"/>
-                          <w:lang w:val="en-IN"/>
-                        </w:rPr>
-                        <w:t xml:space="preserve">, following the </w:t>
-                      </w:r>
-                      <w:r>
-                        <w:rPr>
+                          <w:lang w:val="en-IN" w:eastAsia="en-IN"/>
+                        </w:rPr>
+                        <w:t xml:space="preserve">Angular </w:t>
+                      </w:r>
+                      <w:r>
+                        <w:rPr>
+                          <w:rFonts w:eastAsia="Times New Roman" w:cs="Times New Roman"/>
                           <w:b/>
                           <w:bCs/>
                           <w:sz w:val="18"/>
                           <w:szCs w:val="18"/>
-                          <w:lang w:val="en-IN"/>
-                        </w:rPr>
-                        <w:t>Repository pattern</w:t>
+                          <w:lang w:val="en-IN" w:eastAsia="en-IN"/>
+                        </w:rPr>
+                        <w:t>18</w:t>
+                      </w:r>
+                      <w:r>
+                        <w:rPr>
+                          <w:rFonts w:eastAsia="Times New Roman" w:cs="Times New Roman"/>
+                          <w:sz w:val="18"/>
+                          <w:szCs w:val="18"/>
+                          <w:lang w:val="en-IN" w:eastAsia="en-IN"/>
+                        </w:rPr>
+                        <w:t>, delivering scalable, secure applications using clean architecture, Repository pattern, and service</w:t>
+                      </w:r>
+                      <w:r>
+                        <w:rPr>
+                          <w:rFonts w:ascii="Cambria Math" w:eastAsia="Times New Roman" w:hAnsi="Cambria Math" w:cs="Cambria Math"/>
+                          <w:sz w:val="18"/>
+                          <w:szCs w:val="18"/>
+                          <w:lang w:val="en-IN" w:eastAsia="en-IN"/>
+                        </w:rPr>
+                        <w:t>‑</w:t>
+                      </w:r>
+                      <w:r>
+                        <w:rPr>
+                          <w:rFonts w:eastAsia="Times New Roman" w:cs="Times New Roman"/>
+                          <w:sz w:val="18"/>
+                          <w:szCs w:val="18"/>
+                          <w:lang w:val="en-IN" w:eastAsia="en-IN"/>
+                        </w:rPr>
+                        <w:t>layer design.</w:t>
                       </w:r>
                     </w:p>
                     <w:p>
                       <w:pPr>
                         <w:pStyle w:val="ListParagraph"/>
                         <w:numPr>
-                          <w:ilvl w:val="0"/>
-                          <w:numId w:val="7"/>
+                          <w:ilvl w:val="3"/>
+                          <w:numId w:val="11"/>
                         </w:numPr>
                         <w:spacing w:line="360" w:lineRule="auto"/>
                         <w:jc w:val="both"/>
                         <w:rPr>
-                          <w:sz w:val="18"/>
-                          <w:szCs w:val="18"/>
-                          <w:lang w:val="en-IN"/>
+                          <w:rFonts w:eastAsia="Times New Roman" w:cs="Times New Roman"/>
+                          <w:sz w:val="18"/>
+                          <w:szCs w:val="18"/>
+                          <w:lang w:val="en-IN" w:eastAsia="en-IN"/>
                         </w:rPr>
                       </w:pPr>
                       <w:r>
                         <w:rPr>
-                          <w:sz w:val="18"/>
-                          <w:szCs w:val="18"/>
-                          <w:lang w:val="en-IN"/>
-                        </w:rPr>
-                        <w:t xml:space="preserve">Skilled in building </w:t>
-                      </w:r>
-                      <w:r>
-                        <w:rPr>
+                          <w:rFonts w:eastAsia="Times New Roman" w:cs="Times New Roman"/>
+                          <w:sz w:val="18"/>
+                          <w:szCs w:val="18"/>
+                          <w:lang w:val="en-IN" w:eastAsia="en-IN"/>
+                        </w:rPr>
+                        <w:t xml:space="preserve">Strong background in </w:t>
+                      </w:r>
+                      <w:r>
+                        <w:rPr>
+                          <w:rFonts w:eastAsia="Times New Roman" w:cs="Times New Roman"/>
                           <w:b/>
                           <w:bCs/>
                           <w:sz w:val="18"/>
                           <w:szCs w:val="18"/>
-                          <w:lang w:val="en-IN"/>
-                        </w:rPr>
-                        <w:t>Single Page Applications (SPA)</w:t>
-                      </w:r>
-                      <w:r>
-                        <w:rPr>
-                          <w:sz w:val="18"/>
-                          <w:szCs w:val="18"/>
-                          <w:lang w:val="en-IN"/>
+                          <w:lang w:val="en-IN" w:eastAsia="en-IN"/>
+                        </w:rPr>
+                        <w:t>RESTful API development</w:t>
+                      </w:r>
+                      <w:r>
+                        <w:rPr>
+                          <w:rFonts w:eastAsia="Times New Roman" w:cs="Times New Roman"/>
+                          <w:sz w:val="18"/>
+                          <w:szCs w:val="18"/>
+                          <w:lang w:val="en-IN" w:eastAsia="en-IN"/>
                         </w:rPr>
                         <w:t xml:space="preserve"> with </w:t>
                       </w:r>
                       <w:r>
                         <w:rPr>
+                          <w:rFonts w:eastAsia="Times New Roman" w:cs="Times New Roman"/>
                           <w:b/>
                           <w:bCs/>
                           <w:sz w:val="18"/>
                           <w:szCs w:val="18"/>
-                          <w:lang w:val="en-IN"/>
-                        </w:rPr>
-                        <w:t>Angular</w:t>
-                      </w:r>
-                      <w:r>
-                        <w:rPr>
-                          <w:sz w:val="18"/>
-                          <w:szCs w:val="18"/>
-                          <w:lang w:val="en-IN"/>
-                        </w:rPr>
-                        <w:t xml:space="preserve">, including </w:t>
-                      </w:r>
-                      <w:r>
-                        <w:rPr>
+                          <w:lang w:val="en-IN" w:eastAsia="en-IN"/>
+                        </w:rPr>
+                        <w:t>Entity Framework</w:t>
+                      </w:r>
+                      <w:r>
+                        <w:rPr>
+                          <w:rFonts w:eastAsia="Times New Roman" w:cs="Times New Roman"/>
+                          <w:sz w:val="18"/>
+                          <w:szCs w:val="18"/>
+                          <w:lang w:val="en-IN" w:eastAsia="en-IN"/>
+                        </w:rPr>
+                        <w:t xml:space="preserve"> </w:t>
+                      </w:r>
+                      <w:r>
+                        <w:rPr>
+                          <w:rFonts w:eastAsia="Times New Roman" w:cs="Times New Roman"/>
                           <w:b/>
                           <w:bCs/>
                           <w:sz w:val="18"/>
                           <w:szCs w:val="18"/>
-                          <w:lang w:val="en-IN"/>
-                        </w:rPr>
-                        <w:t>JWT-based authentication</w:t>
-                      </w:r>
-                      <w:r>
-                        <w:rPr>
-                          <w:sz w:val="18"/>
-                          <w:szCs w:val="18"/>
-                          <w:lang w:val="en-IN"/>
-                        </w:rPr>
-                        <w:t xml:space="preserve">, </w:t>
-                      </w:r>
-                      <w:r>
-                        <w:rPr>
+                          <w:lang w:val="en-IN" w:eastAsia="en-IN"/>
+                        </w:rPr>
+                        <w:t>Core, LINQ, SQL Server, Swagger</w:t>
+                      </w:r>
+                      <w:r>
+                        <w:rPr>
+                          <w:rFonts w:eastAsia="Times New Roman" w:cs="Times New Roman"/>
+                          <w:sz w:val="18"/>
+                          <w:szCs w:val="18"/>
+                          <w:lang w:val="en-IN" w:eastAsia="en-IN"/>
+                        </w:rPr>
+                        <w:t xml:space="preserve">, CRUD operations, data validation, migrations, and </w:t>
+                      </w:r>
+                      <w:r>
+                        <w:rPr>
+                          <w:rFonts w:eastAsia="Times New Roman" w:cs="Times New Roman"/>
                           <w:b/>
                           <w:bCs/>
                           <w:sz w:val="18"/>
                           <w:szCs w:val="18"/>
-                          <w:lang w:val="en-IN"/>
-                        </w:rPr>
-                        <w:t>Reactive Forms</w:t>
-                      </w:r>
-                      <w:r>
-                        <w:rPr>
-                          <w:sz w:val="18"/>
-                          <w:szCs w:val="18"/>
-                          <w:lang w:val="en-IN"/>
-                        </w:rPr>
-                        <w:t xml:space="preserve">, </w:t>
-                      </w:r>
-                      <w:r>
-                        <w:rPr>
-                          <w:b/>
-                          <w:bCs/>
-                          <w:sz w:val="18"/>
-                          <w:szCs w:val="18"/>
-                          <w:lang w:val="en-IN"/>
-                        </w:rPr>
-                        <w:t>Angular routing</w:t>
-                      </w:r>
-                      <w:r>
-                        <w:rPr>
-                          <w:sz w:val="18"/>
-                          <w:szCs w:val="18"/>
-                          <w:lang w:val="en-IN"/>
-                        </w:rPr>
-                        <w:t xml:space="preserve">, and </w:t>
-                      </w:r>
-                      <w:r>
-                        <w:rPr>
-                          <w:b/>
-                          <w:bCs/>
-                          <w:sz w:val="18"/>
-                          <w:szCs w:val="18"/>
-                          <w:lang w:val="en-IN"/>
-                        </w:rPr>
-                        <w:t>TypeScript</w:t>
+                          <w:lang w:val="en-IN" w:eastAsia="en-IN"/>
+                        </w:rPr>
+                        <w:t>CORS configuration</w:t>
+                      </w:r>
+                      <w:r>
+                        <w:rPr>
+                          <w:rFonts w:eastAsia="Times New Roman" w:cs="Times New Roman"/>
+                          <w:sz w:val="18"/>
+                          <w:szCs w:val="18"/>
+                          <w:lang w:val="en-IN" w:eastAsia="en-IN"/>
+                        </w:rPr>
+                        <w:t>.</w:t>
                       </w:r>
                     </w:p>
                     <w:p>
                       <w:pPr>
                         <w:pStyle w:val="ListParagraph"/>
                         <w:numPr>
-                          <w:ilvl w:val="0"/>
-                          <w:numId w:val="7"/>
+                          <w:ilvl w:val="3"/>
+                          <w:numId w:val="11"/>
                         </w:numPr>
                         <w:spacing w:line="360" w:lineRule="auto"/>
                         <w:jc w:val="both"/>
                         <w:rPr>
-                          <w:sz w:val="18"/>
-                          <w:szCs w:val="18"/>
-                          <w:lang w:val="en-IN"/>
+                          <w:rFonts w:eastAsia="Times New Roman" w:cs="Times New Roman"/>
+                          <w:sz w:val="18"/>
+                          <w:szCs w:val="18"/>
+                          <w:lang w:val="en-IN" w:eastAsia="en-IN"/>
                         </w:rPr>
                       </w:pPr>
                       <w:r>
                         <w:rPr>
-                          <w:sz w:val="18"/>
-                          <w:szCs w:val="18"/>
-                          <w:lang w:val="en-IN"/>
-                        </w:rPr>
-                        <w:t xml:space="preserve">Proven experience delivering end-to-end full-stack solutions using </w:t>
-                      </w:r>
-                      <w:r>
-                        <w:rPr>
+                          <w:rFonts w:eastAsia="Times New Roman" w:cs="Times New Roman"/>
+                          <w:sz w:val="18"/>
+                          <w:szCs w:val="18"/>
+                          <w:lang w:val="en-IN" w:eastAsia="en-IN"/>
+                        </w:rPr>
+                        <w:t xml:space="preserve">Skilled in </w:t>
+                      </w:r>
+                      <w:r>
+                        <w:rPr>
+                          <w:rFonts w:eastAsia="Times New Roman" w:cs="Times New Roman"/>
                           <w:b/>
                           <w:bCs/>
                           <w:sz w:val="18"/>
                           <w:szCs w:val="18"/>
-                          <w:lang w:val="en-IN"/>
-                        </w:rPr>
-                        <w:t>C#.NET Core</w:t>
-                      </w:r>
-                      <w:r>
-                        <w:rPr>
-                          <w:sz w:val="18"/>
-                          <w:szCs w:val="18"/>
-                          <w:lang w:val="en-IN"/>
-                        </w:rPr>
-                        <w:t xml:space="preserve"> for backend and </w:t>
-                      </w:r>
-                      <w:r>
-                        <w:rPr>
+                          <w:lang w:val="en-IN" w:eastAsia="en-IN"/>
+                        </w:rPr>
+                        <w:t>authentication</w:t>
+                      </w:r>
+                      <w:r>
+                        <w:rPr>
+                          <w:rFonts w:eastAsia="Times New Roman" w:cs="Times New Roman"/>
+                          <w:sz w:val="18"/>
+                          <w:szCs w:val="18"/>
+                          <w:lang w:val="en-IN" w:eastAsia="en-IN"/>
+                        </w:rPr>
+                        <w:t xml:space="preserve"> </w:t>
+                      </w:r>
+                      <w:r>
+                        <w:rPr>
+                          <w:rFonts w:eastAsia="Times New Roman" w:cs="Times New Roman"/>
                           <w:b/>
                           <w:bCs/>
                           <w:sz w:val="18"/>
                           <w:szCs w:val="18"/>
-                          <w:lang w:val="en-IN"/>
-                        </w:rPr>
-                        <w:t>Angular</w:t>
-                      </w:r>
-                      <w:r>
-                        <w:rPr>
-                          <w:sz w:val="18"/>
-                          <w:szCs w:val="18"/>
-                          <w:lang w:val="en-IN"/>
-                        </w:rPr>
-                        <w:t xml:space="preserve"> for frontend</w:t>
+                          <w:lang w:val="en-IN" w:eastAsia="en-IN"/>
+                        </w:rPr>
+                        <w:t>&amp; authorization</w:t>
+                      </w:r>
+                      <w:r>
+                        <w:rPr>
+                          <w:rFonts w:eastAsia="Times New Roman" w:cs="Times New Roman"/>
+                          <w:sz w:val="18"/>
+                          <w:szCs w:val="18"/>
+                          <w:lang w:val="en-IN" w:eastAsia="en-IN"/>
+                        </w:rPr>
+                        <w:t xml:space="preserve"> using </w:t>
+                      </w:r>
+                      <w:r>
+                        <w:rPr>
+                          <w:rFonts w:eastAsia="Times New Roman" w:cs="Times New Roman"/>
+                          <w:b/>
+                          <w:bCs/>
+                          <w:sz w:val="18"/>
+                          <w:szCs w:val="18"/>
+                          <w:lang w:val="en-IN" w:eastAsia="en-IN"/>
+                        </w:rPr>
+                        <w:t>ASP.NET Core</w:t>
+                      </w:r>
+                      <w:r>
+                        <w:rPr>
+                          <w:rFonts w:eastAsia="Times New Roman" w:cs="Times New Roman"/>
+                          <w:sz w:val="18"/>
+                          <w:szCs w:val="18"/>
+                          <w:lang w:val="en-IN" w:eastAsia="en-IN"/>
+                        </w:rPr>
+                        <w:t xml:space="preserve"> </w:t>
+                      </w:r>
+                      <w:r>
+                        <w:rPr>
+                          <w:rFonts w:eastAsia="Times New Roman" w:cs="Times New Roman"/>
+                          <w:b/>
+                          <w:bCs/>
+                          <w:sz w:val="18"/>
+                          <w:szCs w:val="18"/>
+                          <w:lang w:val="en-IN" w:eastAsia="en-IN"/>
+                        </w:rPr>
+                        <w:t>Identity, JWT,</w:t>
+                      </w:r>
+                      <w:r>
+                        <w:rPr>
+                          <w:rFonts w:eastAsia="Times New Roman" w:cs="Times New Roman"/>
+                          <w:sz w:val="18"/>
+                          <w:szCs w:val="18"/>
+                          <w:lang w:val="en-IN" w:eastAsia="en-IN"/>
+                        </w:rPr>
+                        <w:t xml:space="preserve"> role</w:t>
+                      </w:r>
+                      <w:r>
+                        <w:rPr>
+                          <w:rFonts w:ascii="Cambria Math" w:eastAsia="Times New Roman" w:hAnsi="Cambria Math" w:cs="Cambria Math"/>
+                          <w:sz w:val="18"/>
+                          <w:szCs w:val="18"/>
+                          <w:lang w:val="en-IN" w:eastAsia="en-IN"/>
+                        </w:rPr>
+                        <w:t>‑</w:t>
+                      </w:r>
+                      <w:r>
+                        <w:rPr>
+                          <w:rFonts w:eastAsia="Times New Roman" w:cs="Times New Roman"/>
+                          <w:sz w:val="18"/>
+                          <w:szCs w:val="18"/>
+                          <w:lang w:val="en-IN" w:eastAsia="en-IN"/>
+                        </w:rPr>
+                        <w:t xml:space="preserve">based access control, plus </w:t>
+                      </w:r>
+                      <w:r>
+                        <w:rPr>
+                          <w:rFonts w:eastAsia="Times New Roman" w:cs="Times New Roman"/>
+                          <w:b/>
+                          <w:bCs/>
+                          <w:sz w:val="18"/>
+                          <w:szCs w:val="18"/>
+                          <w:lang w:val="en-IN" w:eastAsia="en-IN"/>
+                        </w:rPr>
+                        <w:t>Stripe payments</w:t>
+                      </w:r>
+                      <w:r>
+                        <w:rPr>
+                          <w:rFonts w:eastAsia="Times New Roman" w:cs="Times New Roman"/>
+                          <w:sz w:val="18"/>
+                          <w:szCs w:val="18"/>
+                          <w:lang w:val="en-IN" w:eastAsia="en-IN"/>
+                        </w:rPr>
+                        <w:t xml:space="preserve">, </w:t>
+                      </w:r>
+                      <w:r>
+                        <w:rPr>
+                          <w:rFonts w:eastAsia="Times New Roman" w:cs="Times New Roman"/>
+                          <w:b/>
+                          <w:bCs/>
+                          <w:sz w:val="18"/>
+                          <w:szCs w:val="18"/>
+                          <w:lang w:val="en-IN" w:eastAsia="en-IN"/>
+                        </w:rPr>
+                        <w:t>SMTP notifications</w:t>
+                      </w:r>
+                      <w:r>
+                        <w:rPr>
+                          <w:rFonts w:eastAsia="Times New Roman" w:cs="Times New Roman"/>
+                          <w:sz w:val="18"/>
+                          <w:szCs w:val="18"/>
+                          <w:lang w:val="en-IN" w:eastAsia="en-IN"/>
+                        </w:rPr>
+                        <w:t>, and third</w:t>
+                      </w:r>
+                      <w:r>
+                        <w:rPr>
+                          <w:rFonts w:ascii="Cambria Math" w:eastAsia="Times New Roman" w:hAnsi="Cambria Math" w:cs="Cambria Math"/>
+                          <w:sz w:val="18"/>
+                          <w:szCs w:val="18"/>
+                          <w:lang w:val="en-IN" w:eastAsia="en-IN"/>
+                        </w:rPr>
+                        <w:t>‑</w:t>
+                      </w:r>
+                      <w:r>
+                        <w:rPr>
+                          <w:rFonts w:eastAsia="Times New Roman" w:cs="Times New Roman"/>
+                          <w:sz w:val="18"/>
+                          <w:szCs w:val="18"/>
+                          <w:lang w:val="en-IN" w:eastAsia="en-IN"/>
+                        </w:rPr>
+                        <w:t>party API integrations.</w:t>
                       </w:r>
                     </w:p>
                     <w:p>
                       <w:pPr>
                         <w:pStyle w:val="ListParagraph"/>
                         <w:numPr>
-                          <w:ilvl w:val="0"/>
-                          <w:numId w:val="7"/>
+                          <w:ilvl w:val="3"/>
+                          <w:numId w:val="11"/>
                         </w:numPr>
                         <w:spacing w:line="360" w:lineRule="auto"/>
                         <w:jc w:val="both"/>
                         <w:rPr>
-                          <w:sz w:val="18"/>
-                          <w:szCs w:val="18"/>
-                          <w:lang w:val="en-IN"/>
+                          <w:rFonts w:eastAsia="Times New Roman" w:cs="Times New Roman"/>
+                          <w:sz w:val="18"/>
+                          <w:szCs w:val="18"/>
+                          <w:lang w:val="en-IN" w:eastAsia="en-IN"/>
                         </w:rPr>
                       </w:pPr>
                       <w:r>
                         <w:rPr>
-                          <w:sz w:val="18"/>
-                          <w:szCs w:val="18"/>
-                          <w:lang w:val="en-IN"/>
-                        </w:rPr>
-                        <w:t xml:space="preserve">Experienced in </w:t>
-                      </w:r>
-                      <w:r>
-                        <w:rPr>
+                          <w:rFonts w:eastAsia="Times New Roman" w:cs="Times New Roman"/>
+                          <w:sz w:val="18"/>
+                          <w:szCs w:val="18"/>
+                          <w:lang w:val="en-IN" w:eastAsia="en-IN"/>
+                        </w:rPr>
+                        <w:t>Hands</w:t>
+                      </w:r>
+                      <w:r>
+                        <w:rPr>
+                          <w:rFonts w:ascii="Cambria Math" w:eastAsia="Times New Roman" w:hAnsi="Cambria Math" w:cs="Cambria Math"/>
+                          <w:sz w:val="18"/>
+                          <w:szCs w:val="18"/>
+                          <w:lang w:val="en-IN" w:eastAsia="en-IN"/>
+                        </w:rPr>
+                        <w:t>‑</w:t>
+                      </w:r>
+                      <w:r>
+                        <w:rPr>
+                          <w:rFonts w:eastAsia="Times New Roman" w:cs="Times New Roman"/>
+                          <w:sz w:val="18"/>
+                          <w:szCs w:val="18"/>
+                          <w:lang w:val="en-IN" w:eastAsia="en-IN"/>
+                        </w:rPr>
+                        <w:t xml:space="preserve">on experience building modern </w:t>
+                      </w:r>
+                      <w:r>
+                        <w:rPr>
+                          <w:rFonts w:eastAsia="Times New Roman" w:cs="Times New Roman"/>
                           <w:b/>
                           <w:bCs/>
                           <w:sz w:val="18"/>
                           <w:szCs w:val="18"/>
-                          <w:lang w:val="en-IN"/>
-                        </w:rPr>
-                        <w:t>API documentation with Swagger</w:t>
-                      </w:r>
-                      <w:r>
-                        <w:rPr>
-                          <w:sz w:val="18"/>
-                          <w:szCs w:val="18"/>
-                          <w:lang w:val="en-IN"/>
-                        </w:rPr>
-                        <w:t xml:space="preserve">, </w:t>
-                      </w:r>
-                      <w:r>
-                        <w:rPr>
+                          <w:lang w:val="en-IN" w:eastAsia="en-IN"/>
+                        </w:rPr>
+                        <w:t>SPAs with Angular 16</w:t>
+                      </w:r>
+                      <w:r>
+                        <w:rPr>
+                          <w:rFonts w:eastAsia="Times New Roman" w:cs="Times New Roman"/>
+                          <w:sz w:val="18"/>
+                          <w:szCs w:val="18"/>
+                          <w:lang w:val="en-IN" w:eastAsia="en-IN"/>
+                        </w:rPr>
+                        <w:t xml:space="preserve">, including </w:t>
+                      </w:r>
+                      <w:r>
+                        <w:rPr>
+                          <w:rFonts w:eastAsia="Times New Roman" w:cs="Times New Roman"/>
                           <w:b/>
                           <w:bCs/>
                           <w:sz w:val="18"/>
                           <w:szCs w:val="18"/>
-                          <w:lang w:val="en-IN"/>
-                        </w:rPr>
-                        <w:t>data validation using Data Annotations</w:t>
-                      </w:r>
-                      <w:r>
-                        <w:rPr>
-                          <w:sz w:val="18"/>
-                          <w:szCs w:val="18"/>
-                          <w:lang w:val="en-IN"/>
-                        </w:rPr>
-                        <w:t xml:space="preserve">, and implementing </w:t>
-                      </w:r>
-                      <w:r>
-                        <w:rPr>
+                          <w:lang w:val="en-IN" w:eastAsia="en-IN"/>
+                        </w:rPr>
+                        <w:t>Reactive Forms</w:t>
+                      </w:r>
+                      <w:r>
+                        <w:rPr>
+                          <w:rFonts w:eastAsia="Times New Roman" w:cs="Times New Roman"/>
+                          <w:sz w:val="18"/>
+                          <w:szCs w:val="18"/>
+                          <w:lang w:val="en-IN" w:eastAsia="en-IN"/>
+                        </w:rPr>
+                        <w:t>, route guards, JWT authentication, Angular routing, and</w:t>
+                      </w:r>
+                      <w:r>
+                        <w:rPr>
+                          <w:rFonts w:eastAsia="Times New Roman" w:cs="Times New Roman"/>
                           <w:b/>
                           <w:bCs/>
                           <w:sz w:val="18"/>
                           <w:szCs w:val="18"/>
-                          <w:lang w:val="en-IN"/>
-                        </w:rPr>
-                        <w:t>role-based authorization</w:t>
+                          <w:lang w:val="en-IN" w:eastAsia="en-IN"/>
+                        </w:rPr>
+                        <w:t xml:space="preserve"> TypeScript</w:t>
+                      </w:r>
+                      <w:r>
+                        <w:rPr>
+                          <w:rFonts w:eastAsia="Times New Roman" w:cs="Times New Roman"/>
+                          <w:sz w:val="18"/>
+                          <w:szCs w:val="18"/>
+                          <w:lang w:val="en-IN" w:eastAsia="en-IN"/>
+                        </w:rPr>
+                        <w:t>.</w:t>
                       </w:r>
                     </w:p>
                     <w:p>
                       <w:pPr>
                         <w:pStyle w:val="ListParagraph"/>
                         <w:numPr>
-                          <w:ilvl w:val="0"/>
-                          <w:numId w:val="7"/>
+                          <w:ilvl w:val="3"/>
+                          <w:numId w:val="11"/>
                         </w:numPr>
                         <w:spacing w:line="360" w:lineRule="auto"/>
                         <w:jc w:val="both"/>
                         <w:rPr>
-                          <w:sz w:val="18"/>
-                          <w:szCs w:val="18"/>
-                          <w:lang w:val="en-IN"/>
+                          <w:rFonts w:eastAsia="Times New Roman" w:cs="Times New Roman"/>
+                          <w:sz w:val="18"/>
+                          <w:szCs w:val="18"/>
+                          <w:lang w:val="en-IN" w:eastAsia="en-IN"/>
                         </w:rPr>
                       </w:pPr>
                       <w:r>
                         <w:rPr>
-                          <w:sz w:val="18"/>
-                          <w:szCs w:val="18"/>
-                          <w:lang w:val="en-IN"/>
-                        </w:rPr>
-                        <w:t xml:space="preserve">Strong background in designing and developing </w:t>
-                      </w:r>
-                      <w:r>
-                        <w:rPr>
+                          <w:rFonts w:eastAsia="Times New Roman" w:cs="Times New Roman"/>
+                          <w:sz w:val="18"/>
+                          <w:szCs w:val="18"/>
+                          <w:lang w:val="en-IN" w:eastAsia="en-IN"/>
+                        </w:rPr>
+                        <w:t xml:space="preserve">Built </w:t>
+                      </w:r>
+                      <w:r>
+                        <w:rPr>
+                          <w:rFonts w:eastAsia="Times New Roman" w:cs="Times New Roman"/>
                           <w:b/>
                           <w:bCs/>
                           <w:sz w:val="18"/>
                           <w:szCs w:val="18"/>
-                          <w:lang w:val="en-IN"/>
-                        </w:rPr>
-                        <w:t>RESTful APIs</w:t>
-                      </w:r>
-                      <w:r>
-                        <w:rPr>
-                          <w:sz w:val="18"/>
-                          <w:szCs w:val="18"/>
-                          <w:lang w:val="en-IN"/>
-                        </w:rPr>
-                        <w:t xml:space="preserve"> with complete </w:t>
-                      </w:r>
-                      <w:r>
-                        <w:rPr>
+                          <w:lang w:val="en-IN" w:eastAsia="en-IN"/>
+                        </w:rPr>
+                        <w:t>AI-powered applications</w:t>
+                      </w:r>
+                      <w:r>
+                        <w:rPr>
+                          <w:rFonts w:eastAsia="Times New Roman" w:cs="Times New Roman"/>
+                          <w:sz w:val="18"/>
+                          <w:szCs w:val="18"/>
+                          <w:lang w:val="en-IN" w:eastAsia="en-IN"/>
+                        </w:rPr>
+                        <w:t xml:space="preserve"> with </w:t>
+                      </w:r>
+                      <w:r>
+                        <w:rPr>
+                          <w:rFonts w:eastAsia="Times New Roman" w:cs="Times New Roman"/>
                           <w:b/>
                           <w:bCs/>
                           <w:sz w:val="18"/>
                           <w:szCs w:val="18"/>
-                          <w:lang w:val="en-IN"/>
-                        </w:rPr>
-                        <w:t>CRUD functionality</w:t>
-                      </w:r>
-                      <w:r>
-                        <w:rPr>
-                          <w:sz w:val="18"/>
-                          <w:szCs w:val="18"/>
-                          <w:lang w:val="en-IN"/>
-                        </w:rPr>
-                        <w:t xml:space="preserve"> and </w:t>
-                      </w:r>
-                      <w:r>
-                        <w:rPr>
+                          <w:lang w:val="en-IN" w:eastAsia="en-IN"/>
+                        </w:rPr>
+                        <w:t>LLM integration (GPT</w:t>
+                      </w:r>
+                      <w:r>
+                        <w:rPr>
+                          <w:rFonts w:ascii="Cambria Math" w:eastAsia="Times New Roman" w:hAnsi="Cambria Math" w:cs="Cambria Math"/>
                           <w:b/>
                           <w:bCs/>
                           <w:sz w:val="18"/>
                           <w:szCs w:val="18"/>
-                          <w:lang w:val="en-IN"/>
-                        </w:rPr>
-                        <w:t>service-layer architecture</w:t>
+                          <w:lang w:val="en-IN" w:eastAsia="en-IN"/>
+                        </w:rPr>
+                        <w:t>‑</w:t>
+                      </w:r>
+                      <w:r>
+                        <w:rPr>
+                          <w:rFonts w:eastAsia="Times New Roman" w:cs="Times New Roman"/>
+                          <w:b/>
+                          <w:bCs/>
+                          <w:sz w:val="18"/>
+                          <w:szCs w:val="18"/>
+                          <w:lang w:val="en-IN" w:eastAsia="en-IN"/>
+                        </w:rPr>
+                        <w:t>4o)</w:t>
+                      </w:r>
+                      <w:r>
+                        <w:rPr>
+                          <w:rFonts w:eastAsia="Times New Roman" w:cs="Times New Roman"/>
+                          <w:sz w:val="18"/>
+                          <w:szCs w:val="18"/>
+                          <w:lang w:val="en-IN" w:eastAsia="en-IN"/>
+                        </w:rPr>
+                        <w:t xml:space="preserve"> for smart email automation, multi</w:t>
+                      </w:r>
+                      <w:r>
+                        <w:rPr>
+                          <w:rFonts w:ascii="Cambria Math" w:eastAsia="Times New Roman" w:hAnsi="Cambria Math" w:cs="Cambria Math"/>
+                          <w:sz w:val="18"/>
+                          <w:szCs w:val="18"/>
+                          <w:lang w:val="en-IN" w:eastAsia="en-IN"/>
+                        </w:rPr>
+                        <w:t>‑</w:t>
+                      </w:r>
+                      <w:r>
+                        <w:rPr>
+                          <w:rFonts w:eastAsia="Times New Roman" w:cs="Times New Roman"/>
+                          <w:sz w:val="18"/>
+                          <w:szCs w:val="18"/>
+                          <w:lang w:val="en-IN" w:eastAsia="en-IN"/>
+                        </w:rPr>
+                        <w:t>turn context handling, and intelligent response generation.</w:t>
                       </w:r>
                     </w:p>
                     <w:p>
                       <w:pPr>
                         <w:pStyle w:val="ListParagraph"/>
                         <w:numPr>
-                          <w:ilvl w:val="0"/>
-                          <w:numId w:val="7"/>
+                          <w:ilvl w:val="3"/>
+                          <w:numId w:val="11"/>
                         </w:numPr>
                         <w:spacing w:line="360" w:lineRule="auto"/>
                         <w:jc w:val="both"/>
                         <w:rPr>
-                          <w:sz w:val="18"/>
-                          <w:szCs w:val="18"/>
-                          <w:lang w:val="en-IN"/>
+                          <w:rFonts w:eastAsia="Times New Roman" w:cs="Times New Roman"/>
+                          <w:sz w:val="18"/>
+                          <w:szCs w:val="18"/>
+                          <w:lang w:val="en-IN" w:eastAsia="en-IN"/>
                         </w:rPr>
                       </w:pPr>
                       <w:r>
                         <w:rPr>
-                          <w:sz w:val="18"/>
-                          <w:szCs w:val="18"/>
-                          <w:lang w:val="en-IN"/>
-                        </w:rPr>
-                        <w:t xml:space="preserve">Solid understanding of </w:t>
-                      </w:r>
-                      <w:r>
-                        <w:rPr>
+                          <w:rFonts w:eastAsia="Times New Roman" w:cs="Times New Roman"/>
+                          <w:sz w:val="18"/>
+                          <w:szCs w:val="18"/>
+                          <w:lang w:val="en-IN" w:eastAsia="en-IN"/>
+                        </w:rPr>
+                        <w:t xml:space="preserve">Developed </w:t>
+                      </w:r>
+                      <w:r>
+                        <w:rPr>
+                          <w:rFonts w:eastAsia="Times New Roman" w:cs="Times New Roman"/>
                           <w:b/>
                           <w:bCs/>
                           <w:sz w:val="18"/>
                           <w:szCs w:val="18"/>
-                          <w:lang w:val="en-IN"/>
-                        </w:rPr>
-                        <w:t>ASP.NET Core application deployment</w:t>
-                      </w:r>
-                      <w:r>
-                        <w:rPr>
-                          <w:sz w:val="18"/>
-                          <w:szCs w:val="18"/>
-                          <w:lang w:val="en-IN"/>
-                        </w:rPr>
-                        <w:t xml:space="preserve">, including </w:t>
-                      </w:r>
-                      <w:r>
-                        <w:rPr>
+                          <w:lang w:val="en-IN" w:eastAsia="en-IN"/>
+                        </w:rPr>
+                        <w:t>real</w:t>
+                      </w:r>
+                      <w:r>
+                        <w:rPr>
+                          <w:rFonts w:ascii="Cambria Math" w:eastAsia="Times New Roman" w:hAnsi="Cambria Math" w:cs="Cambria Math"/>
                           <w:b/>
                           <w:bCs/>
                           <w:sz w:val="18"/>
                           <w:szCs w:val="18"/>
-                          <w:lang w:val="en-IN"/>
-                        </w:rPr>
-                        <w:t>CORS configuration</w:t>
-                      </w:r>
-                      <w:r>
-                        <w:rPr>
-                          <w:sz w:val="18"/>
-                          <w:szCs w:val="18"/>
-                          <w:lang w:val="en-IN"/>
-                        </w:rPr>
-                        <w:t xml:space="preserve"> and </w:t>
-                      </w:r>
-                      <w:r>
-                        <w:rPr>
+                          <w:lang w:val="en-IN" w:eastAsia="en-IN"/>
+                        </w:rPr>
+                        <w:t>‑</w:t>
+                      </w:r>
+                      <w:r>
+                        <w:rPr>
+                          <w:rFonts w:eastAsia="Times New Roman" w:cs="Times New Roman"/>
                           <w:b/>
                           <w:bCs/>
                           <w:sz w:val="18"/>
                           <w:szCs w:val="18"/>
-                          <w:lang w:val="en-IN"/>
-                        </w:rPr>
-                        <w:t>Entity Framework Core migrations</w:t>
-                      </w:r>
-                      <w:r>
-                        <w:rPr>
+                          <w:lang w:val="en-IN" w:eastAsia="en-IN"/>
+                        </w:rPr>
+                        <w:t>time AI systems</w:t>
+                      </w:r>
+                      <w:r>
+                        <w:rPr>
+                          <w:rFonts w:eastAsia="Times New Roman" w:cs="Times New Roman"/>
+                          <w:sz w:val="18"/>
+                          <w:szCs w:val="18"/>
+                          <w:lang w:val="en-IN" w:eastAsia="en-IN"/>
+                        </w:rPr>
+                        <w:t xml:space="preserve"> using </w:t>
+                      </w:r>
+                      <w:r>
+                        <w:rPr>
+                          <w:rFonts w:eastAsia="Times New Roman" w:cs="Times New Roman"/>
                           <w:b/>
                           <w:bCs/>
                           <w:sz w:val="18"/>
                           <w:szCs w:val="18"/>
-                          <w:lang w:val="en-IN"/>
-                        </w:rPr>
-                        <w:t>.</w:t>
+                          <w:lang w:val="en-IN" w:eastAsia="en-IN"/>
+                        </w:rPr>
+                        <w:t>SignalR WebSockets</w:t>
+                      </w:r>
+                      <w:r>
+                        <w:rPr>
+                          <w:rFonts w:eastAsia="Times New Roman" w:cs="Times New Roman"/>
+                          <w:sz w:val="18"/>
+                          <w:szCs w:val="18"/>
+                          <w:lang w:val="en-IN" w:eastAsia="en-IN"/>
+                        </w:rPr>
+                        <w:t>, enabling live translation, multilingual conversations, and low</w:t>
+                      </w:r>
+                      <w:r>
+                        <w:rPr>
+                          <w:rFonts w:ascii="Cambria Math" w:eastAsia="Times New Roman" w:hAnsi="Cambria Math" w:cs="Cambria Math"/>
+                          <w:sz w:val="18"/>
+                          <w:szCs w:val="18"/>
+                          <w:lang w:val="en-IN" w:eastAsia="en-IN"/>
+                        </w:rPr>
+                        <w:t>‑</w:t>
+                      </w:r>
+                      <w:r>
+                        <w:rPr>
+                          <w:rFonts w:eastAsia="Times New Roman" w:cs="Times New Roman"/>
+                          <w:sz w:val="18"/>
+                          <w:szCs w:val="18"/>
+                          <w:lang w:val="en-IN" w:eastAsia="en-IN"/>
+                        </w:rPr>
+                        <w:t>latency interactions.</w:t>
                       </w:r>
                     </w:p>
                     <w:p>
                       <w:pPr>
                         <w:pStyle w:val="ListParagraph"/>
-                        <w:spacing w:line="276" w:lineRule="auto"/>
-                        <w:ind w:left="1440" w:firstLine="0"/>
+                        <w:spacing w:line="360" w:lineRule="auto"/>
+                        <w:ind w:left="2160" w:firstLine="0"/>
                         <w:jc w:val="both"/>
                         <w:rPr>
                           <w:sz w:val="18"/>
@@ -4409,6 +4818,7 @@
                         </w:rPr>
                       </w:pPr>
                     </w:p>
+                    <w:p/>
                   </w:txbxContent>
                 </v:textbox>
               </v:shape>
@@ -6234,21 +6644,7 @@
                                 <w:sz w:val="18"/>
                                 <w:szCs w:val="18"/>
                               </w:rPr>
-                              <w:t xml:space="preserve"> for efficient, maintainable</w:t>
-                            </w:r>
-                            <w:r>
-                              <w:rPr>
-                                <w:sz w:val="18"/>
-                                <w:szCs w:val="18"/>
-                              </w:rPr>
-                              <w:t>.</w:t>
-                            </w:r>
-                            <w:r>
-                              <w:rPr>
-                                <w:sz w:val="18"/>
-                                <w:szCs w:val="18"/>
-                              </w:rPr>
-                              <w:t>architecture.</w:t>
+                              <w:t xml:space="preserve"> for efficient, maintainable.architecture.</w:t>
                             </w:r>
                           </w:p>
                         </w:txbxContent>
@@ -6447,21 +6843,7 @@
                           <w:sz w:val="18"/>
                           <w:szCs w:val="18"/>
                         </w:rPr>
-                        <w:t xml:space="preserve"> for efficient, maintainable</w:t>
-                      </w:r>
-                      <w:r>
-                        <w:rPr>
-                          <w:sz w:val="18"/>
-                          <w:szCs w:val="18"/>
-                        </w:rPr>
-                        <w:t>.</w:t>
-                      </w:r>
-                      <w:r>
-                        <w:rPr>
-                          <w:sz w:val="18"/>
-                          <w:szCs w:val="18"/>
-                        </w:rPr>
-                        <w:t>architecture.</w:t>
+                        <w:t xml:space="preserve"> for efficient, maintainable.architecture.</w:t>
                       </w:r>
                     </w:p>
                   </w:txbxContent>
@@ -7107,25 +7489,7 @@
                                 <w:sz w:val="18"/>
                                 <w:szCs w:val="18"/>
                               </w:rPr>
-                              <w:t>MicrosoftCertified:</w:t>
-                            </w:r>
-                            <w:r>
-                              <w:rPr>
-                                <w:b/>
-                                <w:bCs/>
-                                <w:sz w:val="18"/>
-                                <w:szCs w:val="18"/>
-                              </w:rPr>
-                              <w:t>Developing Solutions for Azure(AZ204)</w:t>
-                            </w:r>
-                            <w:r>
-                              <w:rPr>
-                                <w:b/>
-                                <w:bCs/>
-                                <w:sz w:val="18"/>
-                                <w:szCs w:val="18"/>
-                              </w:rPr>
-                              <w:t xml:space="preserve"> </w:t>
+                              <w:t xml:space="preserve">MicrosoftCertified:Developing Solutions for Azure(AZ204) </w:t>
                             </w:r>
                           </w:p>
                           <w:p>
@@ -7208,25 +7572,7 @@
                           <w:sz w:val="18"/>
                           <w:szCs w:val="18"/>
                         </w:rPr>
-                        <w:t>MicrosoftCertified:</w:t>
-                      </w:r>
-                      <w:r>
-                        <w:rPr>
-                          <w:b/>
-                          <w:bCs/>
-                          <w:sz w:val="18"/>
-                          <w:szCs w:val="18"/>
-                        </w:rPr>
-                        <w:t>Developing Solutions for Azure(AZ204)</w:t>
-                      </w:r>
-                      <w:r>
-                        <w:rPr>
-                          <w:b/>
-                          <w:bCs/>
-                          <w:sz w:val="18"/>
-                          <w:szCs w:val="18"/>
-                        </w:rPr>
-                        <w:t xml:space="preserve"> </w:t>
+                        <w:t xml:space="preserve">MicrosoftCertified:Developing Solutions for Azure(AZ204) </w:t>
                       </w:r>
                     </w:p>
                     <w:p>
@@ -7327,6 +7673,118 @@
 <file path=word/numbering.xml><?xml version="1.0" encoding="utf-8"?>
 <w:numbering xmlns:wpc="http://schemas.microsoft.com/office/word/2010/wordprocessingCanvas" xmlns:cx="http://schemas.microsoft.com/office/drawing/2014/chartex" xmlns:cx1="http://schemas.microsoft.com/office/drawing/2015/9/8/chartex" xmlns:cx2="http://schemas.microsoft.com/office/drawing/2015/10/21/chartex" xmlns:cx3="http://schemas.microsoft.com/office/drawing/2016/5/9/chartex" xmlns:cx4="http://schemas.microsoft.com/office/drawing/2016/5/10/chartex" xmlns:cx5="http://schemas.microsoft.com/office/drawing/2016/5/11/chartex" xmlns:cx6="http://schemas.microsoft.com/office/drawing/2016/5/12/chartex" xmlns:cx7="http://schemas.microsoft.com/office/drawing/2016/5/13/chartex" xmlns:cx8="http://schemas.microsoft.com/office/drawing/2016/5/14/chartex" xmlns:mc="http://schemas.openxmlformats.org/markup-compatibility/2006" xmlns:aink="http://schemas.microsoft.com/office/drawing/2016/ink" xmlns:am3d="http://schemas.microsoft.com/office/drawing/2017/model3d" xmlns:o="urn:schemas-microsoft-com:office:office" xmlns:oel="http://schemas.microsoft.com/office/2019/extlst" xmlns:r="http://schemas.openxmlformats.org/officeDocument/2006/relationships" xmlns:m="http://schemas.openxmlformats.org/officeDocument/2006/math" xmlns:v="urn:schemas-microsoft-com:vml" xmlns:wp14="http://schemas.microsoft.com/office/word/2010/wordprocessingDrawing" xmlns:wp="http://schemas.openxmlformats.org/drawingml/2006/wordprocessingDrawing" xmlns:w10="urn:schemas-microsoft-com:office:word" xmlns:w="http://schemas.openxmlformats.org/wordprocessingml/2006/main" xmlns:w14="http://schemas.microsoft.com/office/word/2010/wordml" xmlns:w15="http://schemas.microsoft.com/office/word/2012/wordml" xmlns:w16cex="http://schemas.microsoft.com/office/word/2018/wordml/cex" xmlns:w16cid="http://schemas.microsoft.com/office/word/2016/wordml/cid" xmlns:w16="http://schemas.microsoft.com/office/word/2018/wordml" xmlns:w16du="http://schemas.microsoft.com/office/word/2023/wordml/word16du" xmlns:w16sdtdh="http://schemas.microsoft.com/office/word/2020/wordml/sdtdatahash" xmlns:w16sdtfl="http://schemas.microsoft.com/office/word/2024/wordml/sdtformatlock" xmlns:w16se="http://schemas.microsoft.com/office/word/2015/wordml/symex" xmlns:wpg="http://schemas.microsoft.com/office/word/2010/wordprocessingGroup" xmlns:wpi="http://schemas.microsoft.com/office/word/2010/wordprocessingInk" xmlns:wne="http://schemas.microsoft.com/office/word/2006/wordml" xmlns:wps="http://schemas.microsoft.com/office/word/2010/wordprocessingShape" mc:Ignorable="w14 w15 w16se w16cid w16 w16cex w16sdtdh w16sdtfl w16du wp14">
   <w:abstractNum w:abstractNumId="0" w15:restartNumberingAfterBreak="0">
+    <w:nsid w:val="048A5818"/>
+    <w:multiLevelType w:val="hybridMultilevel"/>
+    <w:tmpl w:val="51AA3CDC"/>
+    <w:lvl w:ilvl="0" w:tplc="01104556">
+      <w:numFmt w:val="bullet"/>
+      <w:lvlText w:val=""/>
+      <w:lvlJc w:val="left"/>
+      <w:pPr>
+        <w:ind w:left="2310" w:hanging="420"/>
+      </w:pPr>
+      <w:rPr>
+        <w:rFonts w:ascii="Verdana" w:eastAsia="Times New Roman" w:hAnsi="Verdana" w:cs="Times New Roman" w:hint="default"/>
+      </w:rPr>
+    </w:lvl>
+    <w:lvl w:ilvl="1" w:tplc="40090003" w:tentative="1">
+      <w:start w:val="1"/>
+      <w:numFmt w:val="bullet"/>
+      <w:lvlText w:val="o"/>
+      <w:lvlJc w:val="left"/>
+      <w:pPr>
+        <w:ind w:left="2970" w:hanging="360"/>
+      </w:pPr>
+      <w:rPr>
+        <w:rFonts w:ascii="Courier New" w:hAnsi="Courier New" w:cs="Courier New" w:hint="default"/>
+      </w:rPr>
+    </w:lvl>
+    <w:lvl w:ilvl="2" w:tplc="40090005" w:tentative="1">
+      <w:start w:val="1"/>
+      <w:numFmt w:val="bullet"/>
+      <w:lvlText w:val=""/>
+      <w:lvlJc w:val="left"/>
+      <w:pPr>
+        <w:ind w:left="3690" w:hanging="360"/>
+      </w:pPr>
+      <w:rPr>
+        <w:rFonts w:ascii="Wingdings" w:hAnsi="Wingdings" w:hint="default"/>
+      </w:rPr>
+    </w:lvl>
+    <w:lvl w:ilvl="3" w:tplc="40090001" w:tentative="1">
+      <w:start w:val="1"/>
+      <w:numFmt w:val="bullet"/>
+      <w:lvlText w:val=""/>
+      <w:lvlJc w:val="left"/>
+      <w:pPr>
+        <w:ind w:left="4410" w:hanging="360"/>
+      </w:pPr>
+      <w:rPr>
+        <w:rFonts w:ascii="Symbol" w:hAnsi="Symbol" w:hint="default"/>
+      </w:rPr>
+    </w:lvl>
+    <w:lvl w:ilvl="4" w:tplc="40090003" w:tentative="1">
+      <w:start w:val="1"/>
+      <w:numFmt w:val="bullet"/>
+      <w:lvlText w:val="o"/>
+      <w:lvlJc w:val="left"/>
+      <w:pPr>
+        <w:ind w:left="5130" w:hanging="360"/>
+      </w:pPr>
+      <w:rPr>
+        <w:rFonts w:ascii="Courier New" w:hAnsi="Courier New" w:cs="Courier New" w:hint="default"/>
+      </w:rPr>
+    </w:lvl>
+    <w:lvl w:ilvl="5" w:tplc="40090005" w:tentative="1">
+      <w:start w:val="1"/>
+      <w:numFmt w:val="bullet"/>
+      <w:lvlText w:val=""/>
+      <w:lvlJc w:val="left"/>
+      <w:pPr>
+        <w:ind w:left="5850" w:hanging="360"/>
+      </w:pPr>
+      <w:rPr>
+        <w:rFonts w:ascii="Wingdings" w:hAnsi="Wingdings" w:hint="default"/>
+      </w:rPr>
+    </w:lvl>
+    <w:lvl w:ilvl="6" w:tplc="40090001" w:tentative="1">
+      <w:start w:val="1"/>
+      <w:numFmt w:val="bullet"/>
+      <w:lvlText w:val=""/>
+      <w:lvlJc w:val="left"/>
+      <w:pPr>
+        <w:ind w:left="6570" w:hanging="360"/>
+      </w:pPr>
+      <w:rPr>
+        <w:rFonts w:ascii="Symbol" w:hAnsi="Symbol" w:hint="default"/>
+      </w:rPr>
+    </w:lvl>
+    <w:lvl w:ilvl="7" w:tplc="40090003" w:tentative="1">
+      <w:start w:val="1"/>
+      <w:numFmt w:val="bullet"/>
+      <w:lvlText w:val="o"/>
+      <w:lvlJc w:val="left"/>
+      <w:pPr>
+        <w:ind w:left="7290" w:hanging="360"/>
+      </w:pPr>
+      <w:rPr>
+        <w:rFonts w:ascii="Courier New" w:hAnsi="Courier New" w:cs="Courier New" w:hint="default"/>
+      </w:rPr>
+    </w:lvl>
+    <w:lvl w:ilvl="8" w:tplc="40090005" w:tentative="1">
+      <w:start w:val="1"/>
+      <w:numFmt w:val="bullet"/>
+      <w:lvlText w:val=""/>
+      <w:lvlJc w:val="left"/>
+      <w:pPr>
+        <w:ind w:left="8010" w:hanging="360"/>
+      </w:pPr>
+      <w:rPr>
+        <w:rFonts w:ascii="Wingdings" w:hAnsi="Wingdings" w:hint="default"/>
+      </w:rPr>
+    </w:lvl>
+  </w:abstractNum>
+  <w:abstractNum w:abstractNumId="1" w15:restartNumberingAfterBreak="0">
     <w:nsid w:val="07503B6E"/>
     <w:multiLevelType w:val="hybridMultilevel"/>
     <w:tmpl w:val="86EC9418"/>
@@ -7438,7 +7896,7 @@
       </w:rPr>
     </w:lvl>
   </w:abstractNum>
-  <w:abstractNum w:abstractNumId="1" w15:restartNumberingAfterBreak="0">
+  <w:abstractNum w:abstractNumId="2" w15:restartNumberingAfterBreak="0">
     <w:nsid w:val="0B0D235E"/>
     <w:multiLevelType w:val="hybridMultilevel"/>
     <w:tmpl w:val="1A94E24E"/>
@@ -7551,7 +8009,120 @@
       </w:rPr>
     </w:lvl>
   </w:abstractNum>
-  <w:abstractNum w:abstractNumId="2" w15:restartNumberingAfterBreak="0">
+  <w:abstractNum w:abstractNumId="3" w15:restartNumberingAfterBreak="0">
+    <w:nsid w:val="13803FB0"/>
+    <w:multiLevelType w:val="hybridMultilevel"/>
+    <w:tmpl w:val="0B6EF1C6"/>
+    <w:lvl w:ilvl="0" w:tplc="40090001">
+      <w:start w:val="1"/>
+      <w:numFmt w:val="bullet"/>
+      <w:lvlText w:val=""/>
+      <w:lvlJc w:val="left"/>
+      <w:pPr>
+        <w:ind w:left="720" w:hanging="360"/>
+      </w:pPr>
+      <w:rPr>
+        <w:rFonts w:ascii="Symbol" w:hAnsi="Symbol" w:hint="default"/>
+      </w:rPr>
+    </w:lvl>
+    <w:lvl w:ilvl="1" w:tplc="40090003" w:tentative="1">
+      <w:start w:val="1"/>
+      <w:numFmt w:val="bullet"/>
+      <w:lvlText w:val="o"/>
+      <w:lvlJc w:val="left"/>
+      <w:pPr>
+        <w:ind w:left="1440" w:hanging="360"/>
+      </w:pPr>
+      <w:rPr>
+        <w:rFonts w:ascii="Courier New" w:hAnsi="Courier New" w:cs="Courier New" w:hint="default"/>
+      </w:rPr>
+    </w:lvl>
+    <w:lvl w:ilvl="2" w:tplc="40090005" w:tentative="1">
+      <w:start w:val="1"/>
+      <w:numFmt w:val="bullet"/>
+      <w:lvlText w:val=""/>
+      <w:lvlJc w:val="left"/>
+      <w:pPr>
+        <w:ind w:left="2160" w:hanging="360"/>
+      </w:pPr>
+      <w:rPr>
+        <w:rFonts w:ascii="Wingdings" w:hAnsi="Wingdings" w:hint="default"/>
+      </w:rPr>
+    </w:lvl>
+    <w:lvl w:ilvl="3" w:tplc="40090001">
+      <w:start w:val="1"/>
+      <w:numFmt w:val="bullet"/>
+      <w:lvlText w:val=""/>
+      <w:lvlJc w:val="left"/>
+      <w:pPr>
+        <w:ind w:left="2345" w:hanging="360"/>
+      </w:pPr>
+      <w:rPr>
+        <w:rFonts w:ascii="Symbol" w:hAnsi="Symbol" w:hint="default"/>
+      </w:rPr>
+    </w:lvl>
+    <w:lvl w:ilvl="4" w:tplc="40090003" w:tentative="1">
+      <w:start w:val="1"/>
+      <w:numFmt w:val="bullet"/>
+      <w:lvlText w:val="o"/>
+      <w:lvlJc w:val="left"/>
+      <w:pPr>
+        <w:ind w:left="3600" w:hanging="360"/>
+      </w:pPr>
+      <w:rPr>
+        <w:rFonts w:ascii="Courier New" w:hAnsi="Courier New" w:cs="Courier New" w:hint="default"/>
+      </w:rPr>
+    </w:lvl>
+    <w:lvl w:ilvl="5" w:tplc="40090005" w:tentative="1">
+      <w:start w:val="1"/>
+      <w:numFmt w:val="bullet"/>
+      <w:lvlText w:val=""/>
+      <w:lvlJc w:val="left"/>
+      <w:pPr>
+        <w:ind w:left="4320" w:hanging="360"/>
+      </w:pPr>
+      <w:rPr>
+        <w:rFonts w:ascii="Wingdings" w:hAnsi="Wingdings" w:hint="default"/>
+      </w:rPr>
+    </w:lvl>
+    <w:lvl w:ilvl="6" w:tplc="40090001" w:tentative="1">
+      <w:start w:val="1"/>
+      <w:numFmt w:val="bullet"/>
+      <w:lvlText w:val=""/>
+      <w:lvlJc w:val="left"/>
+      <w:pPr>
+        <w:ind w:left="5040" w:hanging="360"/>
+      </w:pPr>
+      <w:rPr>
+        <w:rFonts w:ascii="Symbol" w:hAnsi="Symbol" w:hint="default"/>
+      </w:rPr>
+    </w:lvl>
+    <w:lvl w:ilvl="7" w:tplc="40090003" w:tentative="1">
+      <w:start w:val="1"/>
+      <w:numFmt w:val="bullet"/>
+      <w:lvlText w:val="o"/>
+      <w:lvlJc w:val="left"/>
+      <w:pPr>
+        <w:ind w:left="5760" w:hanging="360"/>
+      </w:pPr>
+      <w:rPr>
+        <w:rFonts w:ascii="Courier New" w:hAnsi="Courier New" w:cs="Courier New" w:hint="default"/>
+      </w:rPr>
+    </w:lvl>
+    <w:lvl w:ilvl="8" w:tplc="40090005" w:tentative="1">
+      <w:start w:val="1"/>
+      <w:numFmt w:val="bullet"/>
+      <w:lvlText w:val=""/>
+      <w:lvlJc w:val="left"/>
+      <w:pPr>
+        <w:ind w:left="6480" w:hanging="360"/>
+      </w:pPr>
+      <w:rPr>
+        <w:rFonts w:ascii="Wingdings" w:hAnsi="Wingdings" w:hint="default"/>
+      </w:rPr>
+    </w:lvl>
+  </w:abstractNum>
+  <w:abstractNum w:abstractNumId="4" w15:restartNumberingAfterBreak="0">
     <w:nsid w:val="14CC18A1"/>
     <w:multiLevelType w:val="hybridMultilevel"/>
     <w:tmpl w:val="7FB6FF6E"/>
@@ -7664,7 +8235,7 @@
       </w:rPr>
     </w:lvl>
   </w:abstractNum>
-  <w:abstractNum w:abstractNumId="3" w15:restartNumberingAfterBreak="0">
+  <w:abstractNum w:abstractNumId="5" w15:restartNumberingAfterBreak="0">
     <w:nsid w:val="29654169"/>
     <w:multiLevelType w:val="hybridMultilevel"/>
     <w:tmpl w:val="15D2A010"/>
@@ -7777,7 +8348,233 @@
       </w:rPr>
     </w:lvl>
   </w:abstractNum>
-  <w:abstractNum w:abstractNumId="4" w15:restartNumberingAfterBreak="0">
+  <w:abstractNum w:abstractNumId="6" w15:restartNumberingAfterBreak="0">
+    <w:nsid w:val="2D5C56C0"/>
+    <w:multiLevelType w:val="hybridMultilevel"/>
+    <w:tmpl w:val="B9822C20"/>
+    <w:lvl w:ilvl="0" w:tplc="40090001">
+      <w:start w:val="1"/>
+      <w:numFmt w:val="bullet"/>
+      <w:lvlText w:val=""/>
+      <w:lvlJc w:val="left"/>
+      <w:pPr>
+        <w:ind w:left="720" w:hanging="360"/>
+      </w:pPr>
+      <w:rPr>
+        <w:rFonts w:ascii="Symbol" w:hAnsi="Symbol" w:hint="default"/>
+      </w:rPr>
+    </w:lvl>
+    <w:lvl w:ilvl="1" w:tplc="40090003" w:tentative="1">
+      <w:start w:val="1"/>
+      <w:numFmt w:val="bullet"/>
+      <w:lvlText w:val="o"/>
+      <w:lvlJc w:val="left"/>
+      <w:pPr>
+        <w:ind w:left="1440" w:hanging="360"/>
+      </w:pPr>
+      <w:rPr>
+        <w:rFonts w:ascii="Courier New" w:hAnsi="Courier New" w:cs="Courier New" w:hint="default"/>
+      </w:rPr>
+    </w:lvl>
+    <w:lvl w:ilvl="2" w:tplc="40090005" w:tentative="1">
+      <w:start w:val="1"/>
+      <w:numFmt w:val="bullet"/>
+      <w:lvlText w:val=""/>
+      <w:lvlJc w:val="left"/>
+      <w:pPr>
+        <w:ind w:left="2160" w:hanging="360"/>
+      </w:pPr>
+      <w:rPr>
+        <w:rFonts w:ascii="Wingdings" w:hAnsi="Wingdings" w:hint="default"/>
+      </w:rPr>
+    </w:lvl>
+    <w:lvl w:ilvl="3" w:tplc="40090001" w:tentative="1">
+      <w:start w:val="1"/>
+      <w:numFmt w:val="bullet"/>
+      <w:lvlText w:val=""/>
+      <w:lvlJc w:val="left"/>
+      <w:pPr>
+        <w:ind w:left="2880" w:hanging="360"/>
+      </w:pPr>
+      <w:rPr>
+        <w:rFonts w:ascii="Symbol" w:hAnsi="Symbol" w:hint="default"/>
+      </w:rPr>
+    </w:lvl>
+    <w:lvl w:ilvl="4" w:tplc="40090003" w:tentative="1">
+      <w:start w:val="1"/>
+      <w:numFmt w:val="bullet"/>
+      <w:lvlText w:val="o"/>
+      <w:lvlJc w:val="left"/>
+      <w:pPr>
+        <w:ind w:left="3600" w:hanging="360"/>
+      </w:pPr>
+      <w:rPr>
+        <w:rFonts w:ascii="Courier New" w:hAnsi="Courier New" w:cs="Courier New" w:hint="default"/>
+      </w:rPr>
+    </w:lvl>
+    <w:lvl w:ilvl="5" w:tplc="40090005" w:tentative="1">
+      <w:start w:val="1"/>
+      <w:numFmt w:val="bullet"/>
+      <w:lvlText w:val=""/>
+      <w:lvlJc w:val="left"/>
+      <w:pPr>
+        <w:ind w:left="4320" w:hanging="360"/>
+      </w:pPr>
+      <w:rPr>
+        <w:rFonts w:ascii="Wingdings" w:hAnsi="Wingdings" w:hint="default"/>
+      </w:rPr>
+    </w:lvl>
+    <w:lvl w:ilvl="6" w:tplc="40090001" w:tentative="1">
+      <w:start w:val="1"/>
+      <w:numFmt w:val="bullet"/>
+      <w:lvlText w:val=""/>
+      <w:lvlJc w:val="left"/>
+      <w:pPr>
+        <w:ind w:left="5040" w:hanging="360"/>
+      </w:pPr>
+      <w:rPr>
+        <w:rFonts w:ascii="Symbol" w:hAnsi="Symbol" w:hint="default"/>
+      </w:rPr>
+    </w:lvl>
+    <w:lvl w:ilvl="7" w:tplc="40090003" w:tentative="1">
+      <w:start w:val="1"/>
+      <w:numFmt w:val="bullet"/>
+      <w:lvlText w:val="o"/>
+      <w:lvlJc w:val="left"/>
+      <w:pPr>
+        <w:ind w:left="5760" w:hanging="360"/>
+      </w:pPr>
+      <w:rPr>
+        <w:rFonts w:ascii="Courier New" w:hAnsi="Courier New" w:cs="Courier New" w:hint="default"/>
+      </w:rPr>
+    </w:lvl>
+    <w:lvl w:ilvl="8" w:tplc="40090005" w:tentative="1">
+      <w:start w:val="1"/>
+      <w:numFmt w:val="bullet"/>
+      <w:lvlText w:val=""/>
+      <w:lvlJc w:val="left"/>
+      <w:pPr>
+        <w:ind w:left="6480" w:hanging="360"/>
+      </w:pPr>
+      <w:rPr>
+        <w:rFonts w:ascii="Wingdings" w:hAnsi="Wingdings" w:hint="default"/>
+      </w:rPr>
+    </w:lvl>
+  </w:abstractNum>
+  <w:abstractNum w:abstractNumId="7" w15:restartNumberingAfterBreak="0">
+    <w:nsid w:val="343D3D07"/>
+    <w:multiLevelType w:val="hybridMultilevel"/>
+    <w:tmpl w:val="0A7C8B26"/>
+    <w:lvl w:ilvl="0" w:tplc="40090001">
+      <w:start w:val="1"/>
+      <w:numFmt w:val="bullet"/>
+      <w:lvlText w:val=""/>
+      <w:lvlJc w:val="left"/>
+      <w:pPr>
+        <w:ind w:left="720" w:hanging="360"/>
+      </w:pPr>
+      <w:rPr>
+        <w:rFonts w:ascii="Symbol" w:hAnsi="Symbol" w:hint="default"/>
+      </w:rPr>
+    </w:lvl>
+    <w:lvl w:ilvl="1" w:tplc="40090003" w:tentative="1">
+      <w:start w:val="1"/>
+      <w:numFmt w:val="bullet"/>
+      <w:lvlText w:val="o"/>
+      <w:lvlJc w:val="left"/>
+      <w:pPr>
+        <w:ind w:left="1440" w:hanging="360"/>
+      </w:pPr>
+      <w:rPr>
+        <w:rFonts w:ascii="Courier New" w:hAnsi="Courier New" w:cs="Courier New" w:hint="default"/>
+      </w:rPr>
+    </w:lvl>
+    <w:lvl w:ilvl="2" w:tplc="40090005">
+      <w:start w:val="1"/>
+      <w:numFmt w:val="bullet"/>
+      <w:lvlText w:val=""/>
+      <w:lvlJc w:val="left"/>
+      <w:pPr>
+        <w:ind w:left="2160" w:hanging="360"/>
+      </w:pPr>
+      <w:rPr>
+        <w:rFonts w:ascii="Wingdings" w:hAnsi="Wingdings" w:hint="default"/>
+      </w:rPr>
+    </w:lvl>
+    <w:lvl w:ilvl="3" w:tplc="40090001" w:tentative="1">
+      <w:start w:val="1"/>
+      <w:numFmt w:val="bullet"/>
+      <w:lvlText w:val=""/>
+      <w:lvlJc w:val="left"/>
+      <w:pPr>
+        <w:ind w:left="2880" w:hanging="360"/>
+      </w:pPr>
+      <w:rPr>
+        <w:rFonts w:ascii="Symbol" w:hAnsi="Symbol" w:hint="default"/>
+      </w:rPr>
+    </w:lvl>
+    <w:lvl w:ilvl="4" w:tplc="40090003" w:tentative="1">
+      <w:start w:val="1"/>
+      <w:numFmt w:val="bullet"/>
+      <w:lvlText w:val="o"/>
+      <w:lvlJc w:val="left"/>
+      <w:pPr>
+        <w:ind w:left="3600" w:hanging="360"/>
+      </w:pPr>
+      <w:rPr>
+        <w:rFonts w:ascii="Courier New" w:hAnsi="Courier New" w:cs="Courier New" w:hint="default"/>
+      </w:rPr>
+    </w:lvl>
+    <w:lvl w:ilvl="5" w:tplc="40090005" w:tentative="1">
+      <w:start w:val="1"/>
+      <w:numFmt w:val="bullet"/>
+      <w:lvlText w:val=""/>
+      <w:lvlJc w:val="left"/>
+      <w:pPr>
+        <w:ind w:left="4320" w:hanging="360"/>
+      </w:pPr>
+      <w:rPr>
+        <w:rFonts w:ascii="Wingdings" w:hAnsi="Wingdings" w:hint="default"/>
+      </w:rPr>
+    </w:lvl>
+    <w:lvl w:ilvl="6" w:tplc="40090001" w:tentative="1">
+      <w:start w:val="1"/>
+      <w:numFmt w:val="bullet"/>
+      <w:lvlText w:val=""/>
+      <w:lvlJc w:val="left"/>
+      <w:pPr>
+        <w:ind w:left="5040" w:hanging="360"/>
+      </w:pPr>
+      <w:rPr>
+        <w:rFonts w:ascii="Symbol" w:hAnsi="Symbol" w:hint="default"/>
+      </w:rPr>
+    </w:lvl>
+    <w:lvl w:ilvl="7" w:tplc="40090003" w:tentative="1">
+      <w:start w:val="1"/>
+      <w:numFmt w:val="bullet"/>
+      <w:lvlText w:val="o"/>
+      <w:lvlJc w:val="left"/>
+      <w:pPr>
+        <w:ind w:left="5760" w:hanging="360"/>
+      </w:pPr>
+      <w:rPr>
+        <w:rFonts w:ascii="Courier New" w:hAnsi="Courier New" w:cs="Courier New" w:hint="default"/>
+      </w:rPr>
+    </w:lvl>
+    <w:lvl w:ilvl="8" w:tplc="40090005" w:tentative="1">
+      <w:start w:val="1"/>
+      <w:numFmt w:val="bullet"/>
+      <w:lvlText w:val=""/>
+      <w:lvlJc w:val="left"/>
+      <w:pPr>
+        <w:ind w:left="6480" w:hanging="360"/>
+      </w:pPr>
+      <w:rPr>
+        <w:rFonts w:ascii="Wingdings" w:hAnsi="Wingdings" w:hint="default"/>
+      </w:rPr>
+    </w:lvl>
+  </w:abstractNum>
+  <w:abstractNum w:abstractNumId="8" w15:restartNumberingAfterBreak="0">
     <w:nsid w:val="37CB1946"/>
     <w:multiLevelType w:val="hybridMultilevel"/>
     <w:tmpl w:val="0F709F6E"/>
@@ -7892,7 +8689,7 @@
       </w:rPr>
     </w:lvl>
   </w:abstractNum>
-  <w:abstractNum w:abstractNumId="5" w15:restartNumberingAfterBreak="0">
+  <w:abstractNum w:abstractNumId="9" w15:restartNumberingAfterBreak="0">
     <w:nsid w:val="4CF646DF"/>
     <w:multiLevelType w:val="hybridMultilevel"/>
     <w:tmpl w:val="2FF4F01A"/>
@@ -8005,7 +8802,7 @@
       </w:rPr>
     </w:lvl>
   </w:abstractNum>
-  <w:abstractNum w:abstractNumId="6" w15:restartNumberingAfterBreak="0">
+  <w:abstractNum w:abstractNumId="10" w15:restartNumberingAfterBreak="0">
     <w:nsid w:val="64A67AF5"/>
     <w:multiLevelType w:val="hybridMultilevel"/>
     <w:tmpl w:val="9A309A7C"/>
@@ -8119,25 +8916,37 @@
     </w:lvl>
   </w:abstractNum>
   <w:num w:numId="1" w16cid:durableId="1922446086">
+    <w:abstractNumId w:val="8"/>
+  </w:num>
+  <w:num w:numId="2" w16cid:durableId="183053195">
+    <w:abstractNumId w:val="5"/>
+  </w:num>
+  <w:num w:numId="3" w16cid:durableId="133066784">
+    <w:abstractNumId w:val="9"/>
+  </w:num>
+  <w:num w:numId="4" w16cid:durableId="455681930">
     <w:abstractNumId w:val="4"/>
   </w:num>
-  <w:num w:numId="2" w16cid:durableId="183053195">
-    <w:abstractNumId w:val="3"/>
-  </w:num>
-  <w:num w:numId="3" w16cid:durableId="133066784">
-    <w:abstractNumId w:val="5"/>
-  </w:num>
-  <w:num w:numId="4" w16cid:durableId="455681930">
+  <w:num w:numId="5" w16cid:durableId="901524395">
     <w:abstractNumId w:val="2"/>
   </w:num>
-  <w:num w:numId="5" w16cid:durableId="901524395">
+  <w:num w:numId="6" w16cid:durableId="1836604973">
     <w:abstractNumId w:val="1"/>
   </w:num>
-  <w:num w:numId="6" w16cid:durableId="1836604973">
+  <w:num w:numId="7" w16cid:durableId="1539124862">
+    <w:abstractNumId w:val="10"/>
+  </w:num>
+  <w:num w:numId="8" w16cid:durableId="1591623378">
+    <w:abstractNumId w:val="7"/>
+  </w:num>
+  <w:num w:numId="9" w16cid:durableId="1509057717">
+    <w:abstractNumId w:val="6"/>
+  </w:num>
+  <w:num w:numId="10" w16cid:durableId="1561552308">
     <w:abstractNumId w:val="0"/>
   </w:num>
-  <w:num w:numId="7" w16cid:durableId="1539124862">
-    <w:abstractNumId w:val="6"/>
+  <w:num w:numId="11" w16cid:durableId="956982906">
+    <w:abstractNumId w:val="3"/>
   </w:num>
 </w:numbering>
 </file>
@@ -8643,6 +9452,17 @@
       <w:szCs w:val="24"/>
     </w:rPr>
   </w:style>
+  <w:style w:type="character" w:styleId="Strong">
+    <w:name w:val="Strong"/>
+    <w:basedOn w:val="DefaultParagraphFont"/>
+    <w:uiPriority w:val="22"/>
+    <w:qFormat/>
+    <w:rsid w:val="00397D03"/>
+    <w:rPr>
+      <w:b/>
+      <w:bCs/>
+    </w:rPr>
+  </w:style>
 </w:styles>
 </file>
 
